--- a/resume/resume.docx
+++ b/resume/resume.docx
@@ -9,52 +9,48 @@
         <w:jc w:val="center"/>
         <w:rPr>
           <w:rStyle w:val="span"/>
-          <w:rFonts w:asciiTheme="minorHAnsi" w:eastAsia="Century Gothic" w:hAnsiTheme="minorHAnsi" w:cstheme="minorHAnsi"/>
+          <w:rFonts w:ascii="Calibri" w:eastAsia="Century Gothic" w:hAnsi="Calibri" w:cs="Calibri"/>
           <w:b/>
           <w:bCs/>
           <w:caps/>
           <w:color w:val="000000" w:themeColor="text1"/>
           <w:sz w:val="40"/>
           <w:szCs w:val="40"/>
-          <w:lang w:val="it-IT"/>
         </w:rPr>
       </w:pPr>
       <w:r>
         <w:rPr>
           <w:rStyle w:val="divnamespanfName"/>
-          <w:rFonts w:asciiTheme="minorHAnsi" w:eastAsia="Century Gothic" w:hAnsiTheme="minorHAnsi" w:cstheme="minorHAnsi"/>
+          <w:rFonts w:ascii="Calibri" w:eastAsia="Century Gothic" w:hAnsi="Calibri" w:cs="Calibri"/>
           <w:caps/>
           <w:color w:val="000000" w:themeColor="text1"/>
           <w:sz w:val="40"/>
           <w:szCs w:val="40"/>
-          <w:lang w:val="it-IT"/>
         </w:rPr>
         <w:t>OLUwafunmito B.</w:t>
       </w:r>
       <w:r>
         <w:rPr>
-          <w:rFonts w:asciiTheme="minorHAnsi" w:eastAsia="Century Gothic" w:hAnsiTheme="minorHAnsi" w:cstheme="minorHAnsi"/>
+          <w:rFonts w:ascii="Calibri" w:eastAsia="Century Gothic" w:hAnsi="Calibri" w:cs="Calibri"/>
           <w:b/>
           <w:bCs/>
           <w:caps/>
           <w:color w:val="000000" w:themeColor="text1"/>
           <w:sz w:val="40"/>
           <w:szCs w:val="40"/>
-          <w:lang w:val="it-IT"/>
         </w:rPr>
         <w:t xml:space="preserve"> </w:t>
       </w:r>
       <w:r>
         <w:rPr>
           <w:rStyle w:val="span"/>
-          <w:rFonts w:asciiTheme="minorHAnsi" w:eastAsia="Century Gothic" w:hAnsiTheme="minorHAnsi" w:cstheme="minorHAnsi"/>
+          <w:rFonts w:ascii="Calibri" w:eastAsia="Century Gothic" w:hAnsi="Calibri" w:cs="Calibri"/>
           <w:b/>
           <w:bCs/>
           <w:caps/>
           <w:color w:val="000000" w:themeColor="text1"/>
           <w:sz w:val="40"/>
           <w:szCs w:val="40"/>
-          <w:lang w:val="it-IT"/>
         </w:rPr>
         <w:t>Odefemi</w:t>
       </w:r>
@@ -64,7 +60,7 @@
         <w:pStyle w:val="divaddress"/>
         <w:spacing w:before="240" w:after="240"/>
         <w:rPr>
-          <w:rFonts w:asciiTheme="minorHAnsi" w:eastAsia="Century Gothic" w:hAnsiTheme="minorHAnsi" w:cstheme="minorHAnsi"/>
+          <w:rFonts w:ascii="Calibri" w:eastAsia="Century Gothic" w:hAnsi="Calibri" w:cs="Calibri"/>
           <w:color w:val="000000" w:themeColor="text1"/>
           <w:sz w:val="28"/>
           <w:szCs w:val="28"/>
@@ -73,25 +69,26 @@
       </w:pPr>
       <w:r>
         <w:rPr>
-          <w:rFonts w:asciiTheme="minorHAnsi" w:eastAsia="Century Gothic" w:hAnsiTheme="minorHAnsi" w:cstheme="minorHAnsi"/>
+          <w:rFonts w:ascii="Calibri" w:eastAsia="Century Gothic" w:hAnsi="Calibri" w:cs="Calibri"/>
+          <w:b/>
           <w:noProof/>
           <w:color w:val="000000" w:themeColor="text1"/>
           <w:sz w:val="28"/>
           <w:szCs w:val="28"/>
         </w:rPr>
         <w:drawing>
-          <wp:anchor distT="0" distB="0" distL="114300" distR="114300" simplePos="0" relativeHeight="251673600" behindDoc="0" locked="0" layoutInCell="1" allowOverlap="1" wp14:anchorId="39A40061" wp14:editId="057B7695">
+          <wp:anchor distT="0" distB="0" distL="114300" distR="114300" simplePos="0" relativeHeight="251671552" behindDoc="0" locked="0" layoutInCell="1" allowOverlap="1" wp14:anchorId="3708C62B" wp14:editId="66A73B7B">
             <wp:simplePos x="0" y="0"/>
             <wp:positionH relativeFrom="column">
-              <wp:posOffset>3670935</wp:posOffset>
+              <wp:posOffset>741045</wp:posOffset>
             </wp:positionH>
-            <wp:positionV relativeFrom="paragraph">
-              <wp:posOffset>111125</wp:posOffset>
+            <wp:positionV relativeFrom="page">
+              <wp:posOffset>895350</wp:posOffset>
             </wp:positionV>
-            <wp:extent cx="323850" cy="266700"/>
+            <wp:extent cx="247650" cy="247650"/>
             <wp:effectExtent l="0" t="0" r="0" b="0"/>
             <wp:wrapNone/>
-            <wp:docPr id="1371988177" name="Graphic 1371988177" descr="Email"/>
+            <wp:docPr id="780986528" name="Graphic 780986528" descr="Home1"/>
             <wp:cNvGraphicFramePr>
               <a:graphicFrameLocks xmlns:a="http://schemas.openxmlformats.org/drawingml/2006/main" noChangeAspect="1"/>
             </wp:cNvGraphicFramePr>
@@ -99,7 +96,7 @@
               <a:graphicData uri="http://schemas.openxmlformats.org/drawingml/2006/picture">
                 <pic:pic xmlns:pic="http://schemas.openxmlformats.org/drawingml/2006/picture">
                   <pic:nvPicPr>
-                    <pic:cNvPr id="3" name="Graphic 3" descr="Email"/>
+                    <pic:cNvPr id="1" name="Graphic 1" descr="Home1"/>
                     <pic:cNvPicPr/>
                   </pic:nvPicPr>
                   <pic:blipFill>
@@ -120,7 +117,7 @@
                   <pic:spPr>
                     <a:xfrm>
                       <a:off x="0" y="0"/>
-                      <a:ext cx="323850" cy="266700"/>
+                      <a:ext cx="247650" cy="247650"/>
                     </a:xfrm>
                     <a:prstGeom prst="rect">
                       <a:avLst/>
@@ -129,28 +126,22 @@
                 </pic:pic>
               </a:graphicData>
             </a:graphic>
-            <wp14:sizeRelH relativeFrom="margin">
-              <wp14:pctWidth>0</wp14:pctWidth>
-            </wp14:sizeRelH>
-            <wp14:sizeRelV relativeFrom="margin">
-              <wp14:pctHeight>0</wp14:pctHeight>
-            </wp14:sizeRelV>
           </wp:anchor>
         </w:drawing>
       </w:r>
       <w:r>
         <w:rPr>
-          <w:rFonts w:asciiTheme="minorHAnsi" w:eastAsia="Century Gothic" w:hAnsiTheme="minorHAnsi" w:cstheme="minorHAnsi"/>
+          <w:rFonts w:ascii="Calibri" w:eastAsia="Century Gothic" w:hAnsi="Calibri" w:cs="Calibri"/>
           <w:noProof/>
           <w:color w:val="000000" w:themeColor="text1"/>
           <w:sz w:val="28"/>
           <w:szCs w:val="28"/>
         </w:rPr>
         <w:drawing>
-          <wp:anchor distT="0" distB="0" distL="114300" distR="114300" simplePos="0" relativeHeight="251672576" behindDoc="0" locked="0" layoutInCell="1" allowOverlap="1" wp14:anchorId="38A1D20C" wp14:editId="4F5AC042">
+          <wp:anchor distT="0" distB="0" distL="114300" distR="114300" simplePos="0" relativeHeight="251672576" behindDoc="0" locked="0" layoutInCell="1" allowOverlap="1" wp14:anchorId="38A1D20C" wp14:editId="3303F392">
             <wp:simplePos x="0" y="0"/>
             <wp:positionH relativeFrom="column">
-              <wp:posOffset>2108835</wp:posOffset>
+              <wp:posOffset>2175510</wp:posOffset>
             </wp:positionH>
             <wp:positionV relativeFrom="paragraph">
               <wp:posOffset>183515</wp:posOffset>
@@ -207,26 +198,25 @@
       </w:r>
       <w:r>
         <w:rPr>
-          <w:rFonts w:asciiTheme="minorHAnsi" w:eastAsia="Century Gothic" w:hAnsiTheme="minorHAnsi" w:cstheme="minorHAnsi"/>
-          <w:b/>
+          <w:rFonts w:ascii="Calibri" w:eastAsia="Century Gothic" w:hAnsi="Calibri" w:cs="Calibri"/>
           <w:noProof/>
           <w:color w:val="000000" w:themeColor="text1"/>
           <w:sz w:val="28"/>
           <w:szCs w:val="28"/>
         </w:rPr>
         <w:drawing>
-          <wp:anchor distT="0" distB="0" distL="114300" distR="114300" simplePos="0" relativeHeight="251671552" behindDoc="0" locked="0" layoutInCell="1" allowOverlap="1" wp14:anchorId="3708C62B" wp14:editId="35D2CCC8">
+          <wp:anchor distT="0" distB="0" distL="114300" distR="114300" simplePos="0" relativeHeight="251673600" behindDoc="0" locked="0" layoutInCell="1" allowOverlap="1" wp14:anchorId="39A40061" wp14:editId="63AF68FF">
             <wp:simplePos x="0" y="0"/>
             <wp:positionH relativeFrom="column">
-              <wp:posOffset>836295</wp:posOffset>
+              <wp:posOffset>3747135</wp:posOffset>
             </wp:positionH>
-            <wp:positionV relativeFrom="page">
-              <wp:posOffset>895350</wp:posOffset>
+            <wp:positionV relativeFrom="paragraph">
+              <wp:posOffset>111125</wp:posOffset>
             </wp:positionV>
-            <wp:extent cx="247650" cy="247650"/>
+            <wp:extent cx="323850" cy="266700"/>
             <wp:effectExtent l="0" t="0" r="0" b="0"/>
             <wp:wrapNone/>
-            <wp:docPr id="780986528" name="Graphic 780986528" descr="Home1"/>
+            <wp:docPr id="1371988177" name="Graphic 1371988177" descr="Email"/>
             <wp:cNvGraphicFramePr>
               <a:graphicFrameLocks xmlns:a="http://schemas.openxmlformats.org/drawingml/2006/main" noChangeAspect="1"/>
             </wp:cNvGraphicFramePr>
@@ -234,7 +224,7 @@
               <a:graphicData uri="http://schemas.openxmlformats.org/drawingml/2006/picture">
                 <pic:pic xmlns:pic="http://schemas.openxmlformats.org/drawingml/2006/picture">
                   <pic:nvPicPr>
-                    <pic:cNvPr id="1" name="Graphic 1" descr="Home1"/>
+                    <pic:cNvPr id="3" name="Graphic 3" descr="Email"/>
                     <pic:cNvPicPr/>
                   </pic:nvPicPr>
                   <pic:blipFill>
@@ -255,7 +245,7 @@
                   <pic:spPr>
                     <a:xfrm>
                       <a:off x="0" y="0"/>
-                      <a:ext cx="247650" cy="247650"/>
+                      <a:ext cx="323850" cy="266700"/>
                     </a:xfrm>
                     <a:prstGeom prst="rect">
                       <a:avLst/>
@@ -264,12 +254,18 @@
                 </pic:pic>
               </a:graphicData>
             </a:graphic>
+            <wp14:sizeRelH relativeFrom="margin">
+              <wp14:pctWidth>0</wp14:pctWidth>
+            </wp14:sizeRelH>
+            <wp14:sizeRelV relativeFrom="margin">
+              <wp14:pctHeight>0</wp14:pctHeight>
+            </wp14:sizeRelV>
           </wp:anchor>
         </w:drawing>
       </w:r>
       <w:r>
         <w:rPr>
-          <w:rFonts w:asciiTheme="minorHAnsi" w:eastAsia="Century Gothic" w:hAnsiTheme="minorHAnsi" w:cstheme="minorHAnsi"/>
+          <w:rFonts w:ascii="Calibri" w:eastAsia="Century Gothic" w:hAnsi="Calibri" w:cs="Calibri"/>
           <w:b/>
           <w:noProof/>
           <w:color w:val="000000" w:themeColor="text1"/>
@@ -331,7 +327,7 @@
       </w:r>
       <w:r>
         <w:rPr>
-          <w:rFonts w:asciiTheme="minorHAnsi" w:eastAsia="Century Gothic" w:hAnsiTheme="minorHAnsi" w:cstheme="minorHAnsi"/>
+          <w:rFonts w:ascii="Calibri" w:eastAsia="Century Gothic" w:hAnsi="Calibri" w:cs="Calibri"/>
           <w:b/>
           <w:bCs/>
           <w:noProof/>
@@ -401,65 +397,54 @@
       <w:r>
         <w:rPr>
           <w:rStyle w:val="span"/>
-          <w:rFonts w:asciiTheme="minorHAnsi" w:eastAsia="Century Gothic" w:hAnsiTheme="minorHAnsi" w:cstheme="minorHAnsi"/>
+          <w:rFonts w:ascii="Calibri" w:eastAsia="Century Gothic" w:hAnsi="Calibri" w:cs="Calibri"/>
           <w:color w:val="000000" w:themeColor="text1"/>
           <w:sz w:val="28"/>
           <w:szCs w:val="28"/>
           <w:lang w:val="it-IT"/>
         </w:rPr>
-        <w:t xml:space="preserve">  Nigeria;   </w:t>
+        <w:t xml:space="preserve">  </w:t>
       </w:r>
       <w:r>
         <w:rPr>
           <w:rStyle w:val="span"/>
-          <w:rFonts w:asciiTheme="minorHAnsi" w:eastAsia="Century Gothic" w:hAnsiTheme="minorHAnsi" w:cstheme="minorHAnsi"/>
+          <w:rFonts w:ascii="Calibri" w:eastAsia="Century Gothic" w:hAnsi="Calibri" w:cs="Calibri"/>
           <w:color w:val="000000" w:themeColor="text1"/>
           <w:sz w:val="28"/>
           <w:szCs w:val="28"/>
           <w:lang w:val="it-IT"/>
         </w:rPr>
-        <w:t xml:space="preserve">        </w:t>
+        <w:t>Minna, Nigeria;      +2348052836915</w:t>
       </w:r>
       <w:r>
         <w:rPr>
           <w:rStyle w:val="span"/>
-          <w:rFonts w:asciiTheme="minorHAnsi" w:eastAsia="Century Gothic" w:hAnsiTheme="minorHAnsi" w:cstheme="minorHAnsi"/>
+          <w:rFonts w:ascii="Calibri" w:eastAsia="Century Gothic" w:hAnsi="Calibri" w:cs="Calibri"/>
+          <w:b/>
+          <w:bCs/>
           <w:color w:val="000000" w:themeColor="text1"/>
           <w:sz w:val="28"/>
           <w:szCs w:val="28"/>
           <w:lang w:val="it-IT"/>
         </w:rPr>
-        <w:t xml:space="preserve">   +2348052836915</w:t>
+        <w:t xml:space="preserve">; </w:t>
       </w:r>
       <w:r>
         <w:rPr>
           <w:rStyle w:val="span"/>
-          <w:rFonts w:asciiTheme="minorHAnsi" w:eastAsia="Century Gothic" w:hAnsiTheme="minorHAnsi" w:cstheme="minorHAnsi"/>
-          <w:b/>
-          <w:bCs/>
+          <w:rFonts w:ascii="Calibri" w:eastAsia="Century Gothic" w:hAnsi="Calibri" w:cs="Calibri"/>
+          <w:b/>
           <w:color w:val="000000" w:themeColor="text1"/>
           <w:sz w:val="28"/>
           <w:szCs w:val="28"/>
           <w:lang w:val="it-IT"/>
         </w:rPr>
-        <w:t xml:space="preserve">; </w:t>
+        <w:t xml:space="preserve">       </w:t>
       </w:r>
       <w:r>
         <w:rPr>
           <w:rStyle w:val="span"/>
-          <w:rFonts w:asciiTheme="minorHAnsi" w:eastAsia="Century Gothic" w:hAnsiTheme="minorHAnsi" w:cstheme="minorHAnsi"/>
-          <w:b/>
-          <w:color w:val="000000" w:themeColor="text1"/>
-          <w:sz w:val="28"/>
-          <w:szCs w:val="28"/>
-          <w:lang w:val="it-IT"/>
-        </w:rPr>
-        <w:t xml:space="preserve">       </w:t>
-      </w:r>
-      <w:r>
-        <w:rPr>
-          <w:rStyle w:val="span"/>
-          <w:rFonts w:asciiTheme="minorHAnsi" w:eastAsia="Century Gothic" w:hAnsiTheme="minorHAnsi" w:cstheme="minorHAnsi"/>
+          <w:rFonts w:ascii="Calibri" w:eastAsia="Century Gothic" w:hAnsi="Calibri" w:cs="Calibri"/>
           <w:color w:val="000000" w:themeColor="text1"/>
           <w:sz w:val="28"/>
           <w:szCs w:val="28"/>
@@ -471,7 +456,7 @@
         <w:r>
           <w:rPr>
             <w:rStyle w:val="Hyperlink"/>
-            <w:rFonts w:asciiTheme="minorHAnsi" w:eastAsia="Century Gothic" w:hAnsiTheme="minorHAnsi" w:cstheme="minorHAnsi"/>
+            <w:rFonts w:ascii="Calibri" w:eastAsia="Century Gothic" w:hAnsi="Calibri" w:cs="Calibri"/>
             <w:color w:val="000000" w:themeColor="text1"/>
             <w:sz w:val="28"/>
             <w:szCs w:val="28"/>
@@ -483,7 +468,7 @@
       <w:r>
         <w:rPr>
           <w:rStyle w:val="span"/>
-          <w:rFonts w:asciiTheme="minorHAnsi" w:eastAsia="Century Gothic" w:hAnsiTheme="minorHAnsi" w:cstheme="minorHAnsi"/>
+          <w:rFonts w:ascii="Calibri" w:eastAsia="Century Gothic" w:hAnsi="Calibri" w:cs="Calibri"/>
           <w:color w:val="000000" w:themeColor="text1"/>
           <w:sz w:val="28"/>
           <w:szCs w:val="28"/>
@@ -495,7 +480,7 @@
         <w:r>
           <w:rPr>
             <w:rStyle w:val="Hyperlink"/>
-            <w:rFonts w:asciiTheme="minorHAnsi" w:eastAsia="Century Gothic" w:hAnsiTheme="minorHAnsi" w:cstheme="minorHAnsi"/>
+            <w:rFonts w:ascii="Calibri" w:eastAsia="Century Gothic" w:hAnsi="Calibri" w:cs="Calibri"/>
             <w:color w:val="000000" w:themeColor="text1"/>
             <w:sz w:val="28"/>
             <w:szCs w:val="28"/>
@@ -507,7 +492,7 @@
       <w:r>
         <w:rPr>
           <w:rStyle w:val="span"/>
-          <w:rFonts w:asciiTheme="minorHAnsi" w:eastAsia="Century Gothic" w:hAnsiTheme="minorHAnsi" w:cstheme="minorHAnsi"/>
+          <w:rFonts w:ascii="Calibri" w:eastAsia="Century Gothic" w:hAnsi="Calibri" w:cs="Calibri"/>
           <w:b/>
           <w:bCs/>
           <w:color w:val="000000" w:themeColor="text1"/>
@@ -520,7 +505,7 @@
       <w:r>
         <w:rPr>
           <w:rStyle w:val="span"/>
-          <w:rFonts w:asciiTheme="minorHAnsi" w:eastAsia="Century Gothic" w:hAnsiTheme="minorHAnsi" w:cstheme="minorHAnsi"/>
+          <w:rFonts w:ascii="Calibri" w:eastAsia="Century Gothic" w:hAnsi="Calibri" w:cs="Calibri"/>
           <w:color w:val="000000" w:themeColor="text1"/>
           <w:sz w:val="28"/>
           <w:szCs w:val="28"/>
@@ -532,7 +517,7 @@
         <w:r>
           <w:rPr>
             <w:rStyle w:val="Hyperlink"/>
-            <w:rFonts w:asciiTheme="minorHAnsi" w:eastAsia="Century Gothic" w:hAnsiTheme="minorHAnsi" w:cstheme="minorHAnsi"/>
+            <w:rFonts w:ascii="Calibri" w:eastAsia="Century Gothic" w:hAnsi="Calibri" w:cs="Calibri"/>
             <w:color w:val="000000" w:themeColor="text1"/>
             <w:sz w:val="28"/>
             <w:szCs w:val="28"/>
@@ -547,7 +532,7 @@
         <w:pStyle w:val="divdocumentdivlowerborder"/>
         <w:spacing w:before="40"/>
         <w:rPr>
-          <w:rFonts w:asciiTheme="minorHAnsi" w:eastAsia="Arial" w:hAnsiTheme="minorHAnsi" w:cstheme="minorHAnsi"/>
+          <w:rFonts w:ascii="Calibri" w:eastAsia="Arial" w:hAnsi="Calibri" w:cs="Calibri"/>
           <w:color w:val="000000" w:themeColor="text1"/>
           <w:sz w:val="22"/>
           <w:szCs w:val="22"/>
@@ -566,7 +551,7 @@
       </w:r>
       <w:r>
         <w:rPr>
-          <w:rFonts w:asciiTheme="minorHAnsi" w:eastAsia="Arial" w:hAnsiTheme="minorHAnsi" w:cstheme="minorHAnsi"/>
+          <w:rFonts w:ascii="Calibri" w:eastAsia="Arial" w:hAnsi="Calibri" w:cs="Calibri"/>
           <w:color w:val="000000" w:themeColor="text1"/>
           <w:sz w:val="22"/>
           <w:szCs w:val="22"/>
@@ -589,7 +574,7 @@
         <w:spacing w:after="9" w:line="250" w:lineRule="auto"/>
         <w:outlineLvl w:val="0"/>
         <w:rPr>
-          <w:rFonts w:asciiTheme="minorHAnsi" w:eastAsia="Bookman Old Style" w:hAnsiTheme="minorHAnsi" w:cstheme="minorHAnsi"/>
+          <w:rFonts w:ascii="Calibri" w:eastAsia="Bookman Old Style" w:hAnsi="Calibri" w:cs="Calibri"/>
           <w:b/>
           <w:color w:val="000000" w:themeColor="text1"/>
           <w:sz w:val="28"/>
@@ -599,36 +584,91 @@
       </w:pPr>
       <w:r>
         <w:rPr>
-          <w:rFonts w:asciiTheme="minorHAnsi" w:eastAsia="Bookman Old Style" w:hAnsiTheme="minorHAnsi" w:cstheme="minorHAnsi"/>
+          <w:rFonts w:ascii="Calibri" w:eastAsia="Bookman Old Style" w:hAnsi="Calibri" w:cs="Calibri"/>
           <w:b/>
           <w:color w:val="000000" w:themeColor="text1"/>
           <w:sz w:val="28"/>
           <w:szCs w:val="28"/>
           <w:u w:val="single"/>
         </w:rPr>
-        <w:t>MONITORING, EVALUATION, DATA</w:t>
-      </w:r>
-      <w:r>
-        <w:rPr>
-          <w:rFonts w:asciiTheme="minorHAnsi" w:eastAsia="Bookman Old Style" w:hAnsiTheme="minorHAnsi" w:cstheme="minorHAnsi"/>
+        <w:t xml:space="preserve">IMPACT </w:t>
+      </w:r>
+      <w:r>
+        <w:rPr>
+          <w:rFonts w:ascii="Calibri" w:eastAsia="Bookman Old Style" w:hAnsi="Calibri" w:cs="Calibri"/>
           <w:b/>
           <w:color w:val="000000" w:themeColor="text1"/>
           <w:sz w:val="28"/>
           <w:szCs w:val="28"/>
           <w:u w:val="single"/>
         </w:rPr>
-        <w:t>, AND TECHNOLOGY</w:t>
-      </w:r>
-      <w:r>
-        <w:rPr>
-          <w:rFonts w:asciiTheme="minorHAnsi" w:eastAsia="Bookman Old Style" w:hAnsiTheme="minorHAnsi" w:cstheme="minorHAnsi"/>
+        <w:t>MONITORING</w:t>
+      </w:r>
+      <w:r>
+        <w:rPr>
+          <w:rFonts w:ascii="Calibri" w:eastAsia="Bookman Old Style" w:hAnsi="Calibri" w:cs="Calibri"/>
           <w:b/>
           <w:color w:val="000000" w:themeColor="text1"/>
           <w:sz w:val="28"/>
           <w:szCs w:val="28"/>
           <w:u w:val="single"/>
         </w:rPr>
-        <w:t xml:space="preserve"> PROFESSIONAL</w:t>
+        <w:t xml:space="preserve"> AND</w:t>
+      </w:r>
+      <w:r>
+        <w:rPr>
+          <w:rFonts w:ascii="Calibri" w:eastAsia="Bookman Old Style" w:hAnsi="Calibri" w:cs="Calibri"/>
+          <w:b/>
+          <w:color w:val="000000" w:themeColor="text1"/>
+          <w:sz w:val="28"/>
+          <w:szCs w:val="28"/>
+          <w:u w:val="single"/>
+        </w:rPr>
+        <w:t xml:space="preserve"> EVALUATION</w:t>
+      </w:r>
+      <w:r>
+        <w:rPr>
+          <w:rFonts w:ascii="Calibri" w:eastAsia="Bookman Old Style" w:hAnsi="Calibri" w:cs="Calibri"/>
+          <w:b/>
+          <w:color w:val="000000" w:themeColor="text1"/>
+          <w:sz w:val="28"/>
+          <w:szCs w:val="28"/>
+          <w:u w:val="single"/>
+        </w:rPr>
+        <w:t xml:space="preserve"> |</w:t>
+      </w:r>
+      <w:r>
+        <w:rPr>
+          <w:rFonts w:ascii="Calibri" w:eastAsia="Bookman Old Style" w:hAnsi="Calibri" w:cs="Calibri"/>
+          <w:b/>
+          <w:color w:val="000000" w:themeColor="text1"/>
+          <w:sz w:val="28"/>
+          <w:szCs w:val="28"/>
+          <w:u w:val="single"/>
+        </w:rPr>
+        <w:t xml:space="preserve"> DATA</w:t>
+      </w:r>
+      <w:r>
+        <w:rPr>
+          <w:rFonts w:ascii="Calibri" w:eastAsia="Bookman Old Style" w:hAnsi="Calibri" w:cs="Calibri"/>
+          <w:b/>
+          <w:color w:val="000000" w:themeColor="text1"/>
+          <w:sz w:val="28"/>
+          <w:szCs w:val="28"/>
+          <w:u w:val="single"/>
+        </w:rPr>
+        <w:t xml:space="preserve"> ANALYTICS</w:t>
+      </w:r>
+      <w:r>
+        <w:rPr>
+          <w:rFonts w:ascii="Calibri" w:eastAsia="Bookman Old Style" w:hAnsi="Calibri" w:cs="Calibri"/>
+          <w:b/>
+          <w:color w:val="000000" w:themeColor="text1"/>
+          <w:sz w:val="28"/>
+          <w:szCs w:val="28"/>
+          <w:u w:val="single"/>
+        </w:rPr>
+        <w:t xml:space="preserve"> | RESEARCH</w:t>
       </w:r>
     </w:p>
     <w:p>
@@ -650,160 +690,25 @@
           <w:sz w:val="22"/>
           <w:szCs w:val="22"/>
         </w:rPr>
-        <w:t xml:space="preserve">Data-driven Monitoring &amp; Evaluation (M&amp;E) Specialist with over </w:t>
-      </w:r>
-      <w:r>
-        <w:rPr>
-          <w:rFonts w:asciiTheme="minorHAnsi" w:eastAsia="Arial" w:hAnsiTheme="minorHAnsi" w:cstheme="minorHAnsi"/>
-          <w:color w:val="000000" w:themeColor="text1"/>
-          <w:sz w:val="22"/>
-          <w:szCs w:val="22"/>
-        </w:rPr>
-        <w:t>s</w:t>
-      </w:r>
-      <w:r>
-        <w:rPr>
-          <w:rFonts w:asciiTheme="minorHAnsi" w:eastAsia="Arial" w:hAnsiTheme="minorHAnsi" w:cstheme="minorHAnsi"/>
-          <w:color w:val="000000" w:themeColor="text1"/>
-          <w:sz w:val="22"/>
-          <w:szCs w:val="22"/>
-        </w:rPr>
-        <w:t>ix</w:t>
-      </w:r>
-      <w:r>
-        <w:rPr>
-          <w:rFonts w:asciiTheme="minorHAnsi" w:eastAsia="Arial" w:hAnsiTheme="minorHAnsi" w:cstheme="minorHAnsi"/>
-          <w:color w:val="000000" w:themeColor="text1"/>
-          <w:sz w:val="22"/>
-          <w:szCs w:val="22"/>
-        </w:rPr>
-        <w:t xml:space="preserve"> years of experience in field supervision, data analytics, and technology-driven research across multiple sectors. Expertise in digital data collection and automation platforms, including ODK, CommCare, KoboToolbox, and Zapier, ensuring data quality, compliance, and impact assessment in development projects. Proficient in Microsoft Power BI (Microsoft-certified Data Analyst), Python (Pandas), and cloud-based platforms (Azure, Google Cloud), leveraging advanced analytics to transform raw data into actionable insights. Skilled in KPI tracking, automated reporting systems, and process optimization to enhance decision-making and operational efficiency.</w:t>
-      </w:r>
-      <w:r>
-        <w:rPr>
-          <w:rFonts w:asciiTheme="minorHAnsi" w:eastAsia="Arial" w:hAnsiTheme="minorHAnsi" w:cstheme="minorHAnsi"/>
-          <w:color w:val="000000" w:themeColor="text1"/>
-          <w:sz w:val="22"/>
-          <w:szCs w:val="22"/>
-        </w:rPr>
-        <w:t xml:space="preserve"> </w:t>
-      </w:r>
-      <w:r>
-        <w:rPr>
-          <w:rFonts w:asciiTheme="minorHAnsi" w:eastAsia="Arial" w:hAnsiTheme="minorHAnsi" w:cstheme="minorHAnsi"/>
-          <w:color w:val="000000" w:themeColor="text1"/>
-          <w:sz w:val="22"/>
-          <w:szCs w:val="22"/>
-        </w:rPr>
-        <w:t>Proven track record in agribusiness monitoring, sustainability programs, social impact research, and digital verification tools to strengthen results-based mechanisms. Adept at stakeholder engagement, team leadership, and compliance with M&amp;E frameworks, driving impact across organizations such as VSO Nigeri</w:t>
-      </w:r>
-      <w:r>
-        <w:rPr>
-          <w:rFonts w:asciiTheme="minorHAnsi" w:eastAsia="Arial" w:hAnsiTheme="minorHAnsi" w:cstheme="minorHAnsi"/>
-          <w:color w:val="000000" w:themeColor="text1"/>
-          <w:sz w:val="22"/>
-          <w:szCs w:val="22"/>
-        </w:rPr>
-        <w:t>a</w:t>
-      </w:r>
-      <w:r>
-        <w:rPr>
-          <w:rFonts w:asciiTheme="minorHAnsi" w:eastAsia="Arial" w:hAnsiTheme="minorHAnsi" w:cstheme="minorHAnsi"/>
-          <w:color w:val="000000" w:themeColor="text1"/>
-          <w:sz w:val="22"/>
-          <w:szCs w:val="22"/>
-        </w:rPr>
-        <w:t>, WAGARC, TGI Group Agribusiness</w:t>
-      </w:r>
-      <w:r>
-        <w:rPr>
-          <w:rFonts w:asciiTheme="minorHAnsi" w:eastAsia="Arial" w:hAnsiTheme="minorHAnsi" w:cstheme="minorHAnsi"/>
-          <w:color w:val="000000" w:themeColor="text1"/>
-          <w:sz w:val="22"/>
-          <w:szCs w:val="22"/>
-        </w:rPr>
-        <w:t>, and One Acre Fund</w:t>
-      </w:r>
-      <w:r>
-        <w:rPr>
-          <w:rFonts w:asciiTheme="minorHAnsi" w:eastAsia="Arial" w:hAnsiTheme="minorHAnsi" w:cstheme="minorHAnsi"/>
-          <w:color w:val="000000" w:themeColor="text1"/>
-          <w:sz w:val="22"/>
-          <w:szCs w:val="22"/>
-        </w:rPr>
-        <w:t>.</w:t>
-      </w:r>
-      <w:r>
-        <w:rPr>
-          <w:rFonts w:asciiTheme="minorHAnsi" w:eastAsia="Arial" w:hAnsiTheme="minorHAnsi" w:cstheme="minorHAnsi"/>
-          <w:color w:val="000000" w:themeColor="text1"/>
-          <w:sz w:val="22"/>
-          <w:szCs w:val="22"/>
-        </w:rPr>
-        <w:t xml:space="preserve"> </w:t>
-      </w:r>
-      <w:r>
-        <w:rPr>
-          <w:rFonts w:asciiTheme="minorHAnsi" w:eastAsia="Arial" w:hAnsiTheme="minorHAnsi" w:cstheme="minorHAnsi"/>
-          <w:color w:val="000000" w:themeColor="text1"/>
-          <w:sz w:val="22"/>
-          <w:szCs w:val="22"/>
-        </w:rPr>
-        <w:t xml:space="preserve">Passionate about utilizing data-driven insights to support </w:t>
-      </w:r>
-      <w:r>
-        <w:rPr>
-          <w:rFonts w:asciiTheme="minorHAnsi" w:eastAsia="Arial" w:hAnsiTheme="minorHAnsi" w:cstheme="minorHAnsi"/>
-          <w:color w:val="000000" w:themeColor="text1"/>
-          <w:sz w:val="22"/>
-          <w:szCs w:val="22"/>
-        </w:rPr>
-        <w:t>i</w:t>
-      </w:r>
-      <w:r>
-        <w:rPr>
-          <w:rFonts w:asciiTheme="minorHAnsi" w:eastAsia="Arial" w:hAnsiTheme="minorHAnsi" w:cstheme="minorHAnsi"/>
-          <w:color w:val="000000" w:themeColor="text1"/>
-          <w:sz w:val="22"/>
-          <w:szCs w:val="22"/>
-        </w:rPr>
-        <w:t>mpactful</w:t>
-      </w:r>
-      <w:r>
-        <w:rPr>
-          <w:rFonts w:asciiTheme="minorHAnsi" w:eastAsia="Arial" w:hAnsiTheme="minorHAnsi" w:cstheme="minorHAnsi"/>
-          <w:color w:val="000000" w:themeColor="text1"/>
-          <w:sz w:val="22"/>
-          <w:szCs w:val="22"/>
-        </w:rPr>
-        <w:t xml:space="preserve"> </w:t>
-      </w:r>
-      <w:r>
-        <w:rPr>
-          <w:rFonts w:asciiTheme="minorHAnsi" w:eastAsia="Arial" w:hAnsiTheme="minorHAnsi" w:cstheme="minorHAnsi"/>
-          <w:color w:val="000000" w:themeColor="text1"/>
-          <w:sz w:val="22"/>
-          <w:szCs w:val="22"/>
-        </w:rPr>
-        <w:t>initiatives across Sub-Saharan Africa</w:t>
-      </w:r>
-      <w:r>
-        <w:rPr>
-          <w:rFonts w:asciiTheme="minorHAnsi" w:eastAsia="Arial" w:hAnsiTheme="minorHAnsi" w:cstheme="minorHAnsi"/>
-          <w:color w:val="000000" w:themeColor="text1"/>
-          <w:sz w:val="22"/>
-          <w:szCs w:val="22"/>
-        </w:rPr>
-        <w:t xml:space="preserve"> and beyond</w:t>
-      </w:r>
-      <w:r>
-        <w:rPr>
-          <w:rFonts w:asciiTheme="minorHAnsi" w:eastAsia="Arial" w:hAnsiTheme="minorHAnsi" w:cstheme="minorHAnsi"/>
-          <w:color w:val="000000" w:themeColor="text1"/>
-          <w:sz w:val="22"/>
-          <w:szCs w:val="22"/>
-        </w:rPr>
-        <w:t>.</w:t>
+        <w:t>Results-driven Monitoring, Evaluation, and Learning (MEL) and Data Analytics professional with experience designing and managing large-scale data collection systems, ensuring data quality, and translating complex datasets into actionable insights. Skilled in supervising field and remote teams, building efficient data workflows, and using tools such as Excel, Power BI,</w:t>
+      </w:r>
+      <w:r>
+        <w:rPr>
+          <w:rFonts w:asciiTheme="minorHAnsi" w:eastAsia="Arial" w:hAnsiTheme="minorHAnsi" w:cstheme="minorHAnsi"/>
+          <w:color w:val="000000" w:themeColor="text1"/>
+          <w:sz w:val="22"/>
+          <w:szCs w:val="22"/>
+        </w:rPr>
+        <w:t xml:space="preserve"> Looker Studio,</w:t>
+      </w:r>
+      <w:r>
+        <w:rPr>
+          <w:rFonts w:asciiTheme="minorHAnsi" w:eastAsia="Arial" w:hAnsiTheme="minorHAnsi" w:cstheme="minorHAnsi"/>
+          <w:color w:val="000000" w:themeColor="text1"/>
+          <w:sz w:val="22"/>
+          <w:szCs w:val="22"/>
+        </w:rPr>
+        <w:t xml:space="preserve"> and survey platforms to support evidence-based decision-making. Passionate about social impact, technology, and continuous improvement, with a strong track record of improving data accuracy, operational efficiency, and program performance across multi-stakeholder projects.</w:t>
       </w:r>
     </w:p>
     <w:p>
@@ -818,7 +723,7 @@
         <w:spacing w:before="240" w:line="240" w:lineRule="auto"/>
         <w:jc w:val="both"/>
         <w:rPr>
-          <w:rFonts w:asciiTheme="minorHAnsi" w:eastAsia="Bookman Old Style" w:hAnsiTheme="minorHAnsi" w:cstheme="minorHAnsi"/>
+          <w:rFonts w:ascii="Calibri" w:eastAsia="Bookman Old Style" w:hAnsi="Calibri" w:cs="Calibri"/>
           <w:b/>
           <w:smallCaps/>
           <w:color w:val="000000" w:themeColor="text1"/>
@@ -828,7 +733,7 @@
       </w:pPr>
       <w:r>
         <w:rPr>
-          <w:rFonts w:asciiTheme="minorHAnsi" w:eastAsia="Bookman Old Style" w:hAnsiTheme="minorHAnsi" w:cstheme="minorHAnsi"/>
+          <w:rFonts w:ascii="Calibri" w:eastAsia="Bookman Old Style" w:hAnsi="Calibri" w:cs="Calibri"/>
           <w:b/>
           <w:smallCaps/>
           <w:color w:val="000000" w:themeColor="text1"/>
@@ -1162,7 +1067,25 @@
           <w:sz w:val="22"/>
           <w:szCs w:val="22"/>
         </w:rPr>
-        <w:t>Unparalleled relationship support and people management skills and a strong understanding and experience in team building, project coordination and management, and communication.</w:t>
+        <w:t>Unparalleled relationship support and people management skills</w:t>
+      </w:r>
+      <w:r>
+        <w:rPr>
+          <w:rFonts w:asciiTheme="minorHAnsi" w:eastAsia="Arial" w:hAnsiTheme="minorHAnsi" w:cstheme="minorHAnsi"/>
+          <w:color w:val="000000" w:themeColor="text1"/>
+          <w:sz w:val="22"/>
+          <w:szCs w:val="22"/>
+        </w:rPr>
+        <w:t xml:space="preserve"> and a s</w:t>
+      </w:r>
+      <w:r>
+        <w:rPr>
+          <w:rFonts w:asciiTheme="minorHAnsi" w:eastAsia="Arial" w:hAnsiTheme="minorHAnsi" w:cstheme="minorHAnsi"/>
+          <w:color w:val="000000" w:themeColor="text1"/>
+          <w:sz w:val="22"/>
+          <w:szCs w:val="22"/>
+        </w:rPr>
+        <w:t>trong understanding and experience in team building, project coordination and management, and communication.</w:t>
       </w:r>
     </w:p>
     <w:p>
@@ -1223,7 +1146,7 @@
         <w:spacing w:before="240" w:line="240" w:lineRule="auto"/>
         <w:jc w:val="both"/>
         <w:rPr>
-          <w:rFonts w:asciiTheme="minorHAnsi" w:eastAsia="Bookman Old Style" w:hAnsiTheme="minorHAnsi" w:cstheme="minorHAnsi"/>
+          <w:rFonts w:ascii="Calibri" w:eastAsia="Bookman Old Style" w:hAnsi="Calibri" w:cs="Calibri"/>
           <w:b/>
           <w:smallCaps/>
           <w:color w:val="000000" w:themeColor="text1"/>
@@ -1233,7 +1156,7 @@
       </w:pPr>
       <w:r>
         <w:rPr>
-          <w:rFonts w:asciiTheme="minorHAnsi" w:eastAsia="Bookman Old Style" w:hAnsiTheme="minorHAnsi" w:cstheme="minorHAnsi"/>
+          <w:rFonts w:ascii="Calibri" w:eastAsia="Bookman Old Style" w:hAnsi="Calibri" w:cs="Calibri"/>
           <w:b/>
           <w:smallCaps/>
           <w:color w:val="000000" w:themeColor="text1"/>
@@ -1248,15 +1171,15 @@
       <w:pPr>
         <w:spacing w:before="240" w:after="43" w:line="259" w:lineRule="auto"/>
         <w:rPr>
-          <w:rFonts w:asciiTheme="minorHAnsi" w:eastAsia="Bookman Old Style" w:hAnsiTheme="minorHAnsi" w:cstheme="minorHAnsi"/>
-          <w:color w:val="000000" w:themeColor="text1"/>
-          <w:sz w:val="22"/>
-          <w:szCs w:val="22"/>
-        </w:rPr>
-      </w:pPr>
-      <w:r>
-        <w:rPr>
-          <w:rFonts w:asciiTheme="minorHAnsi" w:eastAsia="Bookman Old Style" w:hAnsiTheme="minorHAnsi" w:cstheme="minorHAnsi"/>
+          <w:rFonts w:ascii="Calibri" w:eastAsia="Bookman Old Style" w:hAnsi="Calibri" w:cs="Calibri"/>
+          <w:color w:val="000000" w:themeColor="text1"/>
+          <w:sz w:val="22"/>
+          <w:szCs w:val="22"/>
+        </w:rPr>
+      </w:pPr>
+      <w:r>
+        <w:rPr>
+          <w:rFonts w:ascii="Calibri" w:eastAsia="Bookman Old Style" w:hAnsi="Calibri" w:cs="Calibri"/>
           <w:b/>
           <w:color w:val="000000" w:themeColor="text1"/>
           <w:sz w:val="22"/>
@@ -1269,16 +1192,16 @@
       <w:pPr>
         <w:spacing w:after="43" w:line="259" w:lineRule="auto"/>
         <w:rPr>
-          <w:rFonts w:asciiTheme="minorHAnsi" w:eastAsia="Bookman Old Style" w:hAnsiTheme="minorHAnsi" w:cstheme="minorHAnsi"/>
-          <w:b/>
-          <w:color w:val="000000" w:themeColor="text1"/>
-          <w:sz w:val="22"/>
-          <w:szCs w:val="22"/>
-        </w:rPr>
-      </w:pPr>
-      <w:r>
-        <w:rPr>
-          <w:rFonts w:asciiTheme="minorHAnsi" w:eastAsia="Bookman Old Style" w:hAnsiTheme="minorHAnsi" w:cstheme="minorHAnsi"/>
+          <w:rFonts w:ascii="Calibri" w:eastAsia="Bookman Old Style" w:hAnsi="Calibri" w:cs="Calibri"/>
+          <w:b/>
+          <w:color w:val="000000" w:themeColor="text1"/>
+          <w:sz w:val="22"/>
+          <w:szCs w:val="22"/>
+        </w:rPr>
+      </w:pPr>
+      <w:r>
+        <w:rPr>
+          <w:rFonts w:ascii="Calibri" w:eastAsia="Bookman Old Style" w:hAnsi="Calibri" w:cs="Calibri"/>
           <w:b/>
           <w:color w:val="000000" w:themeColor="text1"/>
           <w:sz w:val="22"/>
@@ -1288,7 +1211,7 @@
       </w:r>
       <w:r>
         <w:rPr>
-          <w:rFonts w:asciiTheme="minorHAnsi" w:eastAsia="Bookman Old Style" w:hAnsiTheme="minorHAnsi" w:cstheme="minorHAnsi"/>
+          <w:rFonts w:ascii="Calibri" w:eastAsia="Bookman Old Style" w:hAnsi="Calibri" w:cs="Calibri"/>
           <w:b/>
           <w:color w:val="000000" w:themeColor="text1"/>
           <w:sz w:val="22"/>
@@ -1298,7 +1221,7 @@
       </w:r>
       <w:r>
         <w:rPr>
-          <w:rFonts w:asciiTheme="minorHAnsi" w:eastAsia="Bookman Old Style" w:hAnsiTheme="minorHAnsi" w:cstheme="minorHAnsi"/>
+          <w:rFonts w:ascii="Calibri" w:eastAsia="Bookman Old Style" w:hAnsi="Calibri" w:cs="Calibri"/>
           <w:b/>
           <w:color w:val="000000" w:themeColor="text1"/>
           <w:sz w:val="22"/>
@@ -1308,41 +1231,51 @@
       </w:r>
       <w:r>
         <w:rPr>
-          <w:rFonts w:asciiTheme="minorHAnsi" w:eastAsia="Bookman Old Style" w:hAnsiTheme="minorHAnsi" w:cstheme="minorHAnsi"/>
+          <w:rFonts w:ascii="Calibri" w:eastAsia="Bookman Old Style" w:hAnsi="Calibri" w:cs="Calibri"/>
           <w:b/>
           <w:color w:val="000000" w:themeColor="text1"/>
           <w:sz w:val="22"/>
           <w:szCs w:val="22"/>
         </w:rPr>
         <w:tab/>
-        <w:t xml:space="preserve">                                                                                                           February 2024 to Date</w:t>
+        <w:t xml:space="preserve">     </w:t>
+      </w:r>
+      <w:r>
+        <w:rPr>
+          <w:rFonts w:ascii="Calibri" w:eastAsia="Bookman Old Style" w:hAnsi="Calibri" w:cs="Calibri"/>
+          <w:b/>
+          <w:color w:val="000000" w:themeColor="text1"/>
+          <w:sz w:val="22"/>
+          <w:szCs w:val="22"/>
+        </w:rPr>
+        <w:t xml:space="preserve">                                                                                                      February 2024 to Date</w:t>
       </w:r>
     </w:p>
     <w:p>
       <w:pPr>
         <w:spacing w:after="43" w:line="259" w:lineRule="auto"/>
         <w:rPr>
-          <w:rFonts w:asciiTheme="minorHAnsi" w:eastAsia="Bookman Old Style" w:hAnsiTheme="minorHAnsi" w:cstheme="minorHAnsi"/>
-          <w:color w:val="000000" w:themeColor="text1"/>
-          <w:sz w:val="22"/>
-          <w:szCs w:val="22"/>
-        </w:rPr>
-      </w:pPr>
-      <w:r>
-        <w:rPr>
-          <w:rFonts w:asciiTheme="minorHAnsi" w:eastAsia="Bookman Old Style" w:hAnsiTheme="minorHAnsi" w:cstheme="minorHAnsi"/>
-          <w:color w:val="000000" w:themeColor="text1"/>
-          <w:sz w:val="22"/>
-          <w:szCs w:val="22"/>
-        </w:rPr>
-        <w:t>Responsible for managing, coordinating, and overseeing survey data quality management systems within the Monitoring, Evaluation and Learning department and across all One Acre Fund Nigeria’s programs.</w:t>
+          <w:rFonts w:ascii="Calibri" w:eastAsia="Bookman Old Style" w:hAnsi="Calibri" w:cs="Calibri"/>
+          <w:color w:val="000000" w:themeColor="text1"/>
+          <w:sz w:val="22"/>
+          <w:szCs w:val="22"/>
+        </w:rPr>
+      </w:pPr>
+      <w:r>
+        <w:rPr>
+          <w:rFonts w:ascii="Calibri" w:eastAsia="Bookman Old Style" w:hAnsi="Calibri" w:cs="Calibri"/>
+          <w:color w:val="000000" w:themeColor="text1"/>
+          <w:sz w:val="22"/>
+          <w:szCs w:val="22"/>
+        </w:rPr>
+        <w:t>Supported the design and led the deployment and management of real-time data quality systems across all of One Acre Fund Nigeria's programs. In this role, I built survey infrastructure, automated quality assurance processes, and developed dashboards that enabled field teams and leadership to make faster, data-informed decisions.</w:t>
       </w:r>
     </w:p>
     <w:p>
       <w:pPr>
         <w:spacing w:after="43" w:line="259" w:lineRule="auto"/>
         <w:rPr>
-          <w:rFonts w:asciiTheme="minorHAnsi" w:eastAsia="Bookman Old Style" w:hAnsiTheme="minorHAnsi" w:cstheme="minorHAnsi"/>
+          <w:rFonts w:ascii="Calibri" w:eastAsia="Bookman Old Style" w:hAnsi="Calibri" w:cs="Calibri"/>
           <w:color w:val="000000" w:themeColor="text1"/>
           <w:sz w:val="22"/>
           <w:szCs w:val="22"/>
@@ -1520,16 +1453,16 @@
       <w:pPr>
         <w:spacing w:before="240" w:after="43" w:line="259" w:lineRule="auto"/>
         <w:rPr>
-          <w:rFonts w:asciiTheme="minorHAnsi" w:eastAsia="Bookman Old Style" w:hAnsiTheme="minorHAnsi" w:cstheme="minorHAnsi"/>
-          <w:b/>
-          <w:color w:val="000000" w:themeColor="text1"/>
-          <w:sz w:val="22"/>
-          <w:szCs w:val="22"/>
-        </w:rPr>
-      </w:pPr>
-      <w:r>
-        <w:rPr>
-          <w:rFonts w:asciiTheme="minorHAnsi" w:eastAsia="Bookman Old Style" w:hAnsiTheme="minorHAnsi" w:cstheme="minorHAnsi"/>
+          <w:rFonts w:ascii="Calibri" w:eastAsia="Bookman Old Style" w:hAnsi="Calibri" w:cs="Calibri"/>
+          <w:b/>
+          <w:color w:val="000000" w:themeColor="text1"/>
+          <w:sz w:val="22"/>
+          <w:szCs w:val="22"/>
+        </w:rPr>
+      </w:pPr>
+      <w:r>
+        <w:rPr>
+          <w:rFonts w:ascii="Calibri" w:eastAsia="Bookman Old Style" w:hAnsi="Calibri" w:cs="Calibri"/>
           <w:b/>
           <w:color w:val="000000" w:themeColor="text1"/>
           <w:sz w:val="22"/>
@@ -1539,7 +1472,7 @@
       </w:r>
       <w:r>
         <w:rPr>
-          <w:rFonts w:asciiTheme="minorHAnsi" w:eastAsia="Bookman Old Style" w:hAnsiTheme="minorHAnsi" w:cstheme="minorHAnsi"/>
+          <w:rFonts w:ascii="Calibri" w:eastAsia="Bookman Old Style" w:hAnsi="Calibri" w:cs="Calibri"/>
           <w:b/>
           <w:color w:val="000000" w:themeColor="text1"/>
           <w:sz w:val="22"/>
@@ -1809,29 +1742,17 @@
     </w:p>
     <w:p>
       <w:pPr>
-        <w:spacing w:line="240" w:lineRule="auto"/>
-        <w:rPr>
-          <w:rFonts w:asciiTheme="minorHAnsi" w:hAnsiTheme="minorHAnsi" w:cstheme="minorHAnsi"/>
-          <w:bCs/>
-          <w:color w:val="000000" w:themeColor="text1"/>
-          <w:sz w:val="22"/>
-          <w:szCs w:val="22"/>
-        </w:rPr>
-      </w:pPr>
-    </w:p>
-    <w:p>
-      <w:pPr>
-        <w:spacing w:after="43" w:line="259" w:lineRule="auto"/>
-        <w:rPr>
-          <w:rFonts w:asciiTheme="minorHAnsi" w:eastAsia="Bookman Old Style" w:hAnsiTheme="minorHAnsi" w:cstheme="minorHAnsi"/>
-          <w:color w:val="000000" w:themeColor="text1"/>
-          <w:sz w:val="22"/>
-          <w:szCs w:val="22"/>
-        </w:rPr>
-      </w:pPr>
-      <w:r>
-        <w:rPr>
-          <w:rFonts w:asciiTheme="minorHAnsi" w:eastAsia="Bookman Old Style" w:hAnsiTheme="minorHAnsi" w:cstheme="minorHAnsi"/>
+        <w:spacing w:before="240" w:after="43" w:line="259" w:lineRule="auto"/>
+        <w:rPr>
+          <w:rFonts w:ascii="Calibri" w:eastAsia="Bookman Old Style" w:hAnsi="Calibri" w:cs="Calibri"/>
+          <w:color w:val="000000" w:themeColor="text1"/>
+          <w:sz w:val="22"/>
+          <w:szCs w:val="22"/>
+        </w:rPr>
+      </w:pPr>
+      <w:r>
+        <w:rPr>
+          <w:rFonts w:ascii="Calibri" w:eastAsia="Bookman Old Style" w:hAnsi="Calibri" w:cs="Calibri"/>
           <w:b/>
           <w:color w:val="000000" w:themeColor="text1"/>
           <w:sz w:val="22"/>
@@ -1845,16 +1766,16 @@
         <w:spacing w:line="259" w:lineRule="auto"/>
         <w:jc w:val="both"/>
         <w:rPr>
-          <w:rFonts w:asciiTheme="minorHAnsi" w:eastAsia="Bookman Old Style" w:hAnsiTheme="minorHAnsi" w:cstheme="minorHAnsi"/>
-          <w:b/>
-          <w:color w:val="000000" w:themeColor="text1"/>
-          <w:sz w:val="22"/>
-          <w:szCs w:val="22"/>
-        </w:rPr>
-      </w:pPr>
-      <w:r>
-        <w:rPr>
-          <w:rFonts w:asciiTheme="minorHAnsi" w:eastAsia="Bookman Old Style" w:hAnsiTheme="minorHAnsi" w:cstheme="minorHAnsi"/>
+          <w:rFonts w:ascii="Calibri" w:eastAsia="Bookman Old Style" w:hAnsi="Calibri" w:cs="Calibri"/>
+          <w:b/>
+          <w:color w:val="000000" w:themeColor="text1"/>
+          <w:sz w:val="22"/>
+          <w:szCs w:val="22"/>
+        </w:rPr>
+      </w:pPr>
+      <w:r>
+        <w:rPr>
+          <w:rFonts w:ascii="Calibri" w:eastAsia="Bookman Old Style" w:hAnsi="Calibri" w:cs="Calibri"/>
           <w:b/>
           <w:color w:val="000000" w:themeColor="text1"/>
           <w:sz w:val="22"/>
@@ -1864,7 +1785,7 @@
       </w:r>
       <w:r>
         <w:rPr>
-          <w:rFonts w:asciiTheme="minorHAnsi" w:eastAsia="Bookman Old Style" w:hAnsiTheme="minorHAnsi" w:cstheme="minorHAnsi"/>
+          <w:rFonts w:ascii="Calibri" w:eastAsia="Bookman Old Style" w:hAnsi="Calibri" w:cs="Calibri"/>
           <w:b/>
           <w:color w:val="000000" w:themeColor="text1"/>
           <w:sz w:val="22"/>
@@ -1874,7 +1795,7 @@
       </w:r>
       <w:r>
         <w:rPr>
-          <w:rFonts w:asciiTheme="minorHAnsi" w:eastAsia="Bookman Old Style" w:hAnsiTheme="minorHAnsi" w:cstheme="minorHAnsi"/>
+          <w:rFonts w:ascii="Calibri" w:eastAsia="Bookman Old Style" w:hAnsi="Calibri" w:cs="Calibri"/>
           <w:b/>
           <w:color w:val="000000" w:themeColor="text1"/>
           <w:sz w:val="22"/>
@@ -1884,7 +1805,7 @@
       </w:r>
       <w:r>
         <w:rPr>
-          <w:rFonts w:asciiTheme="minorHAnsi" w:eastAsia="Bookman Old Style" w:hAnsiTheme="minorHAnsi" w:cstheme="minorHAnsi"/>
+          <w:rFonts w:ascii="Calibri" w:eastAsia="Bookman Old Style" w:hAnsi="Calibri" w:cs="Calibri"/>
           <w:b/>
           <w:color w:val="000000" w:themeColor="text1"/>
           <w:sz w:val="22"/>
@@ -1894,7 +1815,7 @@
       </w:r>
       <w:r>
         <w:rPr>
-          <w:rFonts w:asciiTheme="minorHAnsi" w:eastAsia="Bookman Old Style" w:hAnsiTheme="minorHAnsi" w:cstheme="minorHAnsi"/>
+          <w:rFonts w:ascii="Calibri" w:eastAsia="Bookman Old Style" w:hAnsi="Calibri" w:cs="Calibri"/>
           <w:b/>
           <w:color w:val="000000" w:themeColor="text1"/>
           <w:sz w:val="22"/>
@@ -1904,7 +1825,7 @@
       </w:r>
       <w:r>
         <w:rPr>
-          <w:rFonts w:asciiTheme="minorHAnsi" w:eastAsia="Bookman Old Style" w:hAnsiTheme="minorHAnsi" w:cstheme="minorHAnsi"/>
+          <w:rFonts w:ascii="Calibri" w:eastAsia="Bookman Old Style" w:hAnsi="Calibri" w:cs="Calibri"/>
           <w:b/>
           <w:color w:val="000000" w:themeColor="text1"/>
           <w:sz w:val="22"/>
@@ -1914,7 +1835,7 @@
       </w:r>
       <w:r>
         <w:rPr>
-          <w:rFonts w:asciiTheme="minorHAnsi" w:eastAsia="Bookman Old Style" w:hAnsiTheme="minorHAnsi" w:cstheme="minorHAnsi"/>
+          <w:rFonts w:ascii="Calibri" w:eastAsia="Bookman Old Style" w:hAnsi="Calibri" w:cs="Calibri"/>
           <w:b/>
           <w:color w:val="000000" w:themeColor="text1"/>
           <w:sz w:val="22"/>
@@ -1924,7 +1845,7 @@
       </w:r>
       <w:r>
         <w:rPr>
-          <w:rFonts w:asciiTheme="minorHAnsi" w:eastAsia="Bookman Old Style" w:hAnsiTheme="minorHAnsi" w:cstheme="minorHAnsi"/>
+          <w:rFonts w:ascii="Calibri" w:eastAsia="Bookman Old Style" w:hAnsi="Calibri" w:cs="Calibri"/>
           <w:b/>
           <w:color w:val="000000" w:themeColor="text1"/>
           <w:sz w:val="22"/>
@@ -1938,16 +1859,15 @@
         <w:spacing w:line="259" w:lineRule="auto"/>
         <w:jc w:val="both"/>
         <w:rPr>
-          <w:rFonts w:asciiTheme="minorHAnsi" w:eastAsia="Bookman Old Style" w:hAnsiTheme="minorHAnsi" w:cstheme="minorHAnsi"/>
-          <w:b/>
-          <w:color w:val="000000" w:themeColor="text1"/>
-          <w:sz w:val="22"/>
-          <w:szCs w:val="22"/>
-        </w:rPr>
-      </w:pPr>
-      <w:r>
-        <w:rPr>
-          <w:rFonts w:asciiTheme="minorHAnsi" w:eastAsia="Calibri" w:hAnsiTheme="minorHAnsi" w:cstheme="minorHAnsi"/>
+          <w:rFonts w:ascii="Calibri" w:eastAsia="Bookman Old Style" w:hAnsi="Calibri" w:cs="Calibri"/>
+          <w:color w:val="000000" w:themeColor="text1"/>
+          <w:sz w:val="22"/>
+          <w:szCs w:val="22"/>
+        </w:rPr>
+      </w:pPr>
+      <w:r>
+        <w:rPr>
+          <w:rFonts w:ascii="Calibri" w:eastAsia="Calibri" w:hAnsi="Calibri" w:cs="Calibri"/>
           <w:color w:val="000000" w:themeColor="text1"/>
           <w:sz w:val="22"/>
           <w:szCs w:val="22"/>
@@ -1956,7 +1876,7 @@
       </w:r>
       <w:r>
         <w:rPr>
-          <w:rFonts w:asciiTheme="minorHAnsi" w:eastAsia="Bookman Old Style" w:hAnsiTheme="minorHAnsi" w:cstheme="minorHAnsi"/>
+          <w:rFonts w:ascii="Calibri" w:eastAsia="Bookman Old Style" w:hAnsi="Calibri" w:cs="Calibri"/>
           <w:b/>
           <w:color w:val="000000" w:themeColor="text1"/>
           <w:sz w:val="22"/>
@@ -1966,7 +1886,7 @@
       </w:r>
       <w:r>
         <w:rPr>
-          <w:rFonts w:asciiTheme="minorHAnsi" w:eastAsia="Bookman Old Style" w:hAnsiTheme="minorHAnsi" w:cstheme="minorHAnsi"/>
+          <w:rFonts w:ascii="Calibri" w:eastAsia="Bookman Old Style" w:hAnsi="Calibri" w:cs="Calibri"/>
           <w:color w:val="000000" w:themeColor="text1"/>
           <w:sz w:val="22"/>
           <w:szCs w:val="22"/>
@@ -1980,7 +1900,7 @@
         <w:ind w:right="9"/>
         <w:jc w:val="both"/>
         <w:rPr>
-          <w:rFonts w:asciiTheme="minorHAnsi" w:eastAsia="Bookman Old Style" w:hAnsiTheme="minorHAnsi" w:cstheme="minorHAnsi"/>
+          <w:rFonts w:ascii="Calibri" w:eastAsia="Bookman Old Style" w:hAnsi="Calibri" w:cs="Calibri"/>
           <w:b/>
           <w:color w:val="000000" w:themeColor="text1"/>
           <w:sz w:val="22"/>
@@ -1990,7 +1910,7 @@
       </w:pPr>
       <w:r>
         <w:rPr>
-          <w:rFonts w:asciiTheme="minorHAnsi" w:eastAsia="Bookman Old Style" w:hAnsiTheme="minorHAnsi" w:cstheme="minorHAnsi"/>
+          <w:rFonts w:ascii="Calibri" w:eastAsia="Bookman Old Style" w:hAnsi="Calibri" w:cs="Calibri"/>
           <w:b/>
           <w:color w:val="000000" w:themeColor="text1"/>
           <w:sz w:val="22"/>
@@ -2050,6 +1970,7 @@
           <w:sz w:val="22"/>
           <w:szCs w:val="22"/>
         </w:rPr>
+        <w:lastRenderedPageBreak/>
         <w:t>Developed data</w:t>
       </w:r>
       <w:r>
@@ -2107,7 +2028,6 @@
           <w:sz w:val="22"/>
           <w:szCs w:val="22"/>
         </w:rPr>
-        <w:lastRenderedPageBreak/>
         <w:t>Led data cleaning, analysis, and visualization processes to support project impact assessments.</w:t>
       </w:r>
     </w:p>
@@ -2148,16 +2068,16 @@
         <w:jc w:val="both"/>
         <w:outlineLvl w:val="3"/>
         <w:rPr>
-          <w:rFonts w:asciiTheme="minorHAnsi" w:eastAsia="Bookman Old Style" w:hAnsiTheme="minorHAnsi" w:cstheme="minorHAnsi"/>
-          <w:b/>
-          <w:color w:val="000000" w:themeColor="text1"/>
-          <w:sz w:val="22"/>
-          <w:szCs w:val="22"/>
-        </w:rPr>
-      </w:pPr>
-      <w:r>
-        <w:rPr>
-          <w:rFonts w:asciiTheme="minorHAnsi" w:eastAsia="Bookman Old Style" w:hAnsiTheme="minorHAnsi" w:cstheme="minorHAnsi"/>
+          <w:rFonts w:ascii="Calibri" w:eastAsia="Bookman Old Style" w:hAnsi="Calibri" w:cs="Calibri"/>
+          <w:b/>
+          <w:color w:val="000000" w:themeColor="text1"/>
+          <w:sz w:val="22"/>
+          <w:szCs w:val="22"/>
+        </w:rPr>
+      </w:pPr>
+      <w:r>
+        <w:rPr>
+          <w:rFonts w:ascii="Calibri" w:eastAsia="Bookman Old Style" w:hAnsi="Calibri" w:cs="Calibri"/>
           <w:b/>
           <w:color w:val="000000" w:themeColor="text1"/>
           <w:sz w:val="22"/>
@@ -2172,16 +2092,16 @@
         <w:ind w:right="9"/>
         <w:jc w:val="both"/>
         <w:rPr>
-          <w:rFonts w:asciiTheme="minorHAnsi" w:eastAsia="Arial" w:hAnsiTheme="minorHAnsi" w:cstheme="minorHAnsi"/>
-          <w:b/>
-          <w:color w:val="000000" w:themeColor="text1"/>
-          <w:sz w:val="22"/>
-          <w:szCs w:val="22"/>
-        </w:rPr>
-      </w:pPr>
-      <w:r>
-        <w:rPr>
-          <w:rFonts w:asciiTheme="minorHAnsi" w:eastAsia="Arial" w:hAnsiTheme="minorHAnsi" w:cstheme="minorHAnsi"/>
+          <w:rFonts w:ascii="Calibri" w:eastAsia="Arial" w:hAnsi="Calibri" w:cs="Calibri"/>
+          <w:b/>
+          <w:color w:val="000000" w:themeColor="text1"/>
+          <w:sz w:val="22"/>
+          <w:szCs w:val="22"/>
+        </w:rPr>
+      </w:pPr>
+      <w:r>
+        <w:rPr>
+          <w:rFonts w:ascii="Calibri" w:eastAsia="Arial" w:hAnsi="Calibri" w:cs="Calibri"/>
           <w:b/>
           <w:color w:val="000000" w:themeColor="text1"/>
           <w:sz w:val="22"/>
@@ -2191,7 +2111,7 @@
       </w:r>
       <w:r>
         <w:rPr>
-          <w:rFonts w:asciiTheme="minorHAnsi" w:eastAsia="Arial" w:hAnsiTheme="minorHAnsi" w:cstheme="minorHAnsi"/>
+          <w:rFonts w:ascii="Calibri" w:eastAsia="Arial" w:hAnsi="Calibri" w:cs="Calibri"/>
           <w:b/>
           <w:color w:val="000000" w:themeColor="text1"/>
           <w:sz w:val="22"/>
@@ -2201,7 +2121,7 @@
       </w:r>
       <w:r>
         <w:rPr>
-          <w:rFonts w:asciiTheme="minorHAnsi" w:eastAsia="Arial" w:hAnsiTheme="minorHAnsi" w:cstheme="minorHAnsi"/>
+          <w:rFonts w:ascii="Calibri" w:eastAsia="Arial" w:hAnsi="Calibri" w:cs="Calibri"/>
           <w:b/>
           <w:color w:val="000000" w:themeColor="text1"/>
           <w:sz w:val="22"/>
@@ -2211,7 +2131,7 @@
       </w:r>
       <w:r>
         <w:rPr>
-          <w:rFonts w:asciiTheme="minorHAnsi" w:eastAsia="Arial" w:hAnsiTheme="minorHAnsi" w:cstheme="minorHAnsi"/>
+          <w:rFonts w:ascii="Calibri" w:eastAsia="Arial" w:hAnsi="Calibri" w:cs="Calibri"/>
           <w:b/>
           <w:color w:val="000000" w:themeColor="text1"/>
           <w:sz w:val="22"/>
@@ -2221,7 +2141,7 @@
       </w:r>
       <w:r>
         <w:rPr>
-          <w:rFonts w:asciiTheme="minorHAnsi" w:eastAsia="Arial" w:hAnsiTheme="minorHAnsi" w:cstheme="minorHAnsi"/>
+          <w:rFonts w:ascii="Calibri" w:eastAsia="Arial" w:hAnsi="Calibri" w:cs="Calibri"/>
           <w:b/>
           <w:color w:val="000000" w:themeColor="text1"/>
           <w:sz w:val="22"/>
@@ -2236,16 +2156,16 @@
         <w:shd w:val="clear" w:color="auto" w:fill="FFFFFF"/>
         <w:spacing w:line="240" w:lineRule="auto"/>
         <w:rPr>
-          <w:rFonts w:asciiTheme="minorHAnsi" w:eastAsia="Bookman Old Style" w:hAnsiTheme="minorHAnsi" w:cstheme="minorHAnsi"/>
-          <w:b/>
-          <w:color w:val="000000" w:themeColor="text1"/>
-          <w:sz w:val="22"/>
-          <w:szCs w:val="22"/>
-        </w:rPr>
-      </w:pPr>
-      <w:r>
-        <w:rPr>
-          <w:rFonts w:asciiTheme="minorHAnsi" w:eastAsia="Bookman Old Style" w:hAnsiTheme="minorHAnsi" w:cstheme="minorHAnsi"/>
+          <w:rFonts w:ascii="Calibri" w:eastAsia="Bookman Old Style" w:hAnsi="Calibri" w:cs="Calibri"/>
+          <w:b/>
+          <w:color w:val="000000" w:themeColor="text1"/>
+          <w:sz w:val="22"/>
+          <w:szCs w:val="22"/>
+        </w:rPr>
+      </w:pPr>
+      <w:r>
+        <w:rPr>
+          <w:rFonts w:ascii="Calibri" w:eastAsia="Bookman Old Style" w:hAnsi="Calibri" w:cs="Calibri"/>
           <w:b/>
           <w:color w:val="000000" w:themeColor="text1"/>
           <w:sz w:val="22"/>
@@ -2256,7 +2176,7 @@
       </w:r>
       <w:r>
         <w:rPr>
-          <w:rFonts w:asciiTheme="minorHAnsi" w:eastAsia="Bookman Old Style" w:hAnsiTheme="minorHAnsi" w:cstheme="minorHAnsi"/>
+          <w:rFonts w:ascii="Calibri" w:eastAsia="Bookman Old Style" w:hAnsi="Calibri" w:cs="Calibri"/>
           <w:b/>
           <w:color w:val="000000" w:themeColor="text1"/>
           <w:sz w:val="22"/>
@@ -2352,16 +2272,16 @@
         <w:jc w:val="both"/>
         <w:outlineLvl w:val="3"/>
         <w:rPr>
-          <w:rFonts w:asciiTheme="minorHAnsi" w:eastAsia="Bookman Old Style" w:hAnsiTheme="minorHAnsi" w:cstheme="minorHAnsi"/>
-          <w:b/>
-          <w:color w:val="000000" w:themeColor="text1"/>
-          <w:sz w:val="22"/>
-          <w:szCs w:val="22"/>
-        </w:rPr>
-      </w:pPr>
-      <w:r>
-        <w:rPr>
-          <w:rFonts w:asciiTheme="minorHAnsi" w:eastAsia="Calibri" w:hAnsiTheme="minorHAnsi" w:cstheme="minorHAnsi"/>
+          <w:rFonts w:ascii="Calibri" w:eastAsia="Bookman Old Style" w:hAnsi="Calibri" w:cs="Calibri"/>
+          <w:b/>
+          <w:color w:val="000000" w:themeColor="text1"/>
+          <w:sz w:val="22"/>
+          <w:szCs w:val="22"/>
+        </w:rPr>
+      </w:pPr>
+      <w:r>
+        <w:rPr>
+          <w:rFonts w:ascii="Calibri" w:eastAsia="Calibri" w:hAnsi="Calibri" w:cs="Calibri"/>
           <w:b/>
           <w:color w:val="000000" w:themeColor="text1"/>
           <w:sz w:val="22"/>
@@ -2376,16 +2296,16 @@
         <w:ind w:right="9"/>
         <w:jc w:val="both"/>
         <w:rPr>
-          <w:rFonts w:asciiTheme="minorHAnsi" w:eastAsia="Arial" w:hAnsiTheme="minorHAnsi" w:cstheme="minorHAnsi"/>
-          <w:b/>
-          <w:color w:val="000000" w:themeColor="text1"/>
-          <w:sz w:val="22"/>
-          <w:szCs w:val="22"/>
-        </w:rPr>
-      </w:pPr>
-      <w:r>
-        <w:rPr>
-          <w:rFonts w:asciiTheme="minorHAnsi" w:eastAsia="Arial" w:hAnsiTheme="minorHAnsi" w:cstheme="minorHAnsi"/>
+          <w:rFonts w:ascii="Calibri" w:eastAsia="Arial" w:hAnsi="Calibri" w:cs="Calibri"/>
+          <w:b/>
+          <w:color w:val="000000" w:themeColor="text1"/>
+          <w:sz w:val="22"/>
+          <w:szCs w:val="22"/>
+        </w:rPr>
+      </w:pPr>
+      <w:r>
+        <w:rPr>
+          <w:rFonts w:ascii="Calibri" w:eastAsia="Arial" w:hAnsi="Calibri" w:cs="Calibri"/>
           <w:b/>
           <w:color w:val="000000" w:themeColor="text1"/>
           <w:sz w:val="22"/>
@@ -2395,7 +2315,7 @@
       </w:r>
       <w:r>
         <w:rPr>
-          <w:rFonts w:asciiTheme="minorHAnsi" w:eastAsia="Arial" w:hAnsiTheme="minorHAnsi" w:cstheme="minorHAnsi"/>
+          <w:rFonts w:ascii="Calibri" w:eastAsia="Arial" w:hAnsi="Calibri" w:cs="Calibri"/>
           <w:b/>
           <w:color w:val="000000" w:themeColor="text1"/>
           <w:sz w:val="22"/>
@@ -2410,16 +2330,16 @@
         <w:shd w:val="clear" w:color="auto" w:fill="FFFFFF"/>
         <w:spacing w:line="240" w:lineRule="auto"/>
         <w:rPr>
-          <w:rFonts w:asciiTheme="minorHAnsi" w:eastAsia="Bookman Old Style" w:hAnsiTheme="minorHAnsi" w:cstheme="minorHAnsi"/>
-          <w:b/>
-          <w:color w:val="000000" w:themeColor="text1"/>
-          <w:sz w:val="22"/>
-          <w:szCs w:val="22"/>
-        </w:rPr>
-      </w:pPr>
-      <w:r>
-        <w:rPr>
-          <w:rFonts w:asciiTheme="minorHAnsi" w:eastAsia="Bookman Old Style" w:hAnsiTheme="minorHAnsi" w:cstheme="minorHAnsi"/>
+          <w:rFonts w:ascii="Calibri" w:eastAsia="Bookman Old Style" w:hAnsi="Calibri" w:cs="Calibri"/>
+          <w:b/>
+          <w:color w:val="000000" w:themeColor="text1"/>
+          <w:sz w:val="22"/>
+          <w:szCs w:val="22"/>
+        </w:rPr>
+      </w:pPr>
+      <w:r>
+        <w:rPr>
+          <w:rFonts w:ascii="Calibri" w:eastAsia="Bookman Old Style" w:hAnsi="Calibri" w:cs="Calibri"/>
           <w:b/>
           <w:color w:val="000000" w:themeColor="text1"/>
           <w:sz w:val="22"/>
@@ -2430,7 +2350,7 @@
       </w:r>
       <w:r>
         <w:rPr>
-          <w:rFonts w:asciiTheme="minorHAnsi" w:eastAsia="Bookman Old Style" w:hAnsiTheme="minorHAnsi" w:cstheme="minorHAnsi"/>
+          <w:rFonts w:ascii="Calibri" w:eastAsia="Bookman Old Style" w:hAnsi="Calibri" w:cs="Calibri"/>
           <w:b/>
           <w:color w:val="000000" w:themeColor="text1"/>
           <w:sz w:val="22"/>
@@ -2583,16 +2503,16 @@
       <w:pPr>
         <w:spacing w:before="240" w:line="240" w:lineRule="auto"/>
         <w:rPr>
-          <w:rFonts w:asciiTheme="minorHAnsi" w:hAnsiTheme="minorHAnsi" w:cstheme="minorHAnsi"/>
-          <w:bCs/>
-          <w:color w:val="000000" w:themeColor="text1"/>
-          <w:sz w:val="22"/>
-          <w:szCs w:val="22"/>
-        </w:rPr>
-      </w:pPr>
-      <w:r>
-        <w:rPr>
-          <w:rFonts w:asciiTheme="minorHAnsi" w:hAnsiTheme="minorHAnsi" w:cstheme="minorHAnsi"/>
+          <w:rFonts w:ascii="Calibri" w:hAnsi="Calibri" w:cs="Calibri"/>
+          <w:bCs/>
+          <w:color w:val="000000" w:themeColor="text1"/>
+          <w:sz w:val="22"/>
+          <w:szCs w:val="22"/>
+        </w:rPr>
+      </w:pPr>
+      <w:r>
+        <w:rPr>
+          <w:rFonts w:ascii="Calibri" w:hAnsi="Calibri" w:cs="Calibri"/>
           <w:b/>
           <w:color w:val="000000" w:themeColor="text1"/>
           <w:sz w:val="22"/>
@@ -2610,16 +2530,16 @@
         <w:jc w:val="both"/>
         <w:outlineLvl w:val="3"/>
         <w:rPr>
-          <w:rFonts w:asciiTheme="minorHAnsi" w:eastAsia="Bookman Old Style" w:hAnsiTheme="minorHAnsi" w:cstheme="minorHAnsi"/>
-          <w:b/>
-          <w:color w:val="000000" w:themeColor="text1"/>
-          <w:sz w:val="22"/>
-          <w:szCs w:val="22"/>
-        </w:rPr>
-      </w:pPr>
-      <w:r>
-        <w:rPr>
-          <w:rFonts w:asciiTheme="minorHAnsi" w:eastAsia="Palatino Linotype" w:hAnsiTheme="minorHAnsi" w:cstheme="minorHAnsi"/>
+          <w:rFonts w:ascii="Calibri" w:eastAsia="Bookman Old Style" w:hAnsi="Calibri" w:cs="Calibri"/>
+          <w:b/>
+          <w:color w:val="000000" w:themeColor="text1"/>
+          <w:sz w:val="22"/>
+          <w:szCs w:val="22"/>
+        </w:rPr>
+      </w:pPr>
+      <w:r>
+        <w:rPr>
+          <w:rFonts w:ascii="Calibri" w:eastAsia="Palatino Linotype" w:hAnsi="Calibri" w:cs="Calibri"/>
           <w:b/>
           <w:bCs/>
           <w:color w:val="000000" w:themeColor="text1"/>
@@ -2630,7 +2550,7 @@
       </w:r>
       <w:r>
         <w:rPr>
-          <w:rFonts w:asciiTheme="minorHAnsi" w:eastAsia="Bookman Old Style" w:hAnsiTheme="minorHAnsi" w:cstheme="minorHAnsi"/>
+          <w:rFonts w:ascii="Calibri" w:eastAsia="Bookman Old Style" w:hAnsi="Calibri" w:cs="Calibri"/>
           <w:b/>
           <w:color w:val="000000" w:themeColor="text1"/>
           <w:sz w:val="22"/>
@@ -2640,7 +2560,7 @@
       </w:r>
       <w:r>
         <w:rPr>
-          <w:rFonts w:asciiTheme="minorHAnsi" w:eastAsia="Bookman Old Style" w:hAnsiTheme="minorHAnsi" w:cstheme="minorHAnsi"/>
+          <w:rFonts w:ascii="Calibri" w:eastAsia="Bookman Old Style" w:hAnsi="Calibri" w:cs="Calibri"/>
           <w:b/>
           <w:color w:val="000000" w:themeColor="text1"/>
           <w:sz w:val="22"/>
@@ -2655,16 +2575,16 @@
         <w:shd w:val="clear" w:color="auto" w:fill="FFFFFF"/>
         <w:spacing w:line="240" w:lineRule="auto"/>
         <w:rPr>
-          <w:rFonts w:asciiTheme="minorHAnsi" w:eastAsia="Bookman Old Style" w:hAnsiTheme="minorHAnsi" w:cstheme="minorHAnsi"/>
-          <w:b/>
-          <w:color w:val="000000" w:themeColor="text1"/>
-          <w:sz w:val="22"/>
-          <w:szCs w:val="22"/>
-        </w:rPr>
-      </w:pPr>
-      <w:r>
-        <w:rPr>
-          <w:rFonts w:asciiTheme="minorHAnsi" w:eastAsia="Bookman Old Style" w:hAnsiTheme="minorHAnsi" w:cstheme="minorHAnsi"/>
+          <w:rFonts w:ascii="Calibri" w:eastAsia="Bookman Old Style" w:hAnsi="Calibri" w:cs="Calibri"/>
+          <w:b/>
+          <w:color w:val="000000" w:themeColor="text1"/>
+          <w:sz w:val="22"/>
+          <w:szCs w:val="22"/>
+        </w:rPr>
+      </w:pPr>
+      <w:r>
+        <w:rPr>
+          <w:rFonts w:ascii="Calibri" w:eastAsia="Bookman Old Style" w:hAnsi="Calibri" w:cs="Calibri"/>
           <w:b/>
           <w:color w:val="000000" w:themeColor="text1"/>
           <w:sz w:val="22"/>
@@ -2675,7 +2595,7 @@
       </w:r>
       <w:r>
         <w:rPr>
-          <w:rFonts w:asciiTheme="minorHAnsi" w:eastAsia="Bookman Old Style" w:hAnsiTheme="minorHAnsi" w:cstheme="minorHAnsi"/>
+          <w:rFonts w:ascii="Calibri" w:eastAsia="Bookman Old Style" w:hAnsi="Calibri" w:cs="Calibri"/>
           <w:b/>
           <w:color w:val="000000" w:themeColor="text1"/>
           <w:sz w:val="22"/>
@@ -3101,6 +3021,7 @@
           <w:sz w:val="22"/>
           <w:szCs w:val="22"/>
         </w:rPr>
+        <w:lastRenderedPageBreak/>
         <w:t>Training and mentoring on digital literacy, web development, computational thinking, office productivity tools, statistical analysis, and Online collaboration tools such as OneDrive, Google Drive etc.</w:t>
       </w:r>
     </w:p>
@@ -3141,22 +3062,21 @@
         <w:jc w:val="both"/>
         <w:outlineLvl w:val="3"/>
         <w:rPr>
-          <w:rFonts w:asciiTheme="minorHAnsi" w:eastAsia="Bookman Old Style" w:hAnsiTheme="minorHAnsi" w:cstheme="minorHAnsi"/>
-          <w:b/>
-          <w:color w:val="000000" w:themeColor="text1"/>
-          <w:sz w:val="22"/>
-          <w:szCs w:val="22"/>
-        </w:rPr>
-      </w:pPr>
-      <w:r>
-        <w:rPr>
-          <w:rFonts w:asciiTheme="minorHAnsi" w:eastAsia="Bookman Old Style" w:hAnsiTheme="minorHAnsi" w:cstheme="minorHAnsi"/>
-          <w:b/>
-          <w:color w:val="000000" w:themeColor="text1"/>
-          <w:sz w:val="22"/>
-          <w:szCs w:val="22"/>
-        </w:rPr>
-        <w:lastRenderedPageBreak/>
+          <w:rFonts w:ascii="Calibri" w:eastAsia="Bookman Old Style" w:hAnsi="Calibri" w:cs="Calibri"/>
+          <w:b/>
+          <w:color w:val="000000" w:themeColor="text1"/>
+          <w:sz w:val="22"/>
+          <w:szCs w:val="22"/>
+        </w:rPr>
+      </w:pPr>
+      <w:r>
+        <w:rPr>
+          <w:rFonts w:ascii="Calibri" w:eastAsia="Bookman Old Style" w:hAnsi="Calibri" w:cs="Calibri"/>
+          <w:b/>
+          <w:color w:val="000000" w:themeColor="text1"/>
+          <w:sz w:val="22"/>
+          <w:szCs w:val="22"/>
+        </w:rPr>
         <w:t>Voluntary Services Overseas (VSO) Nigeria</w:t>
       </w:r>
     </w:p>
@@ -3169,16 +3089,16 @@
         <w:ind w:right="9"/>
         <w:jc w:val="both"/>
         <w:rPr>
-          <w:rFonts w:asciiTheme="minorHAnsi" w:eastAsia="Bookman Old Style" w:hAnsiTheme="minorHAnsi" w:cstheme="minorHAnsi"/>
-          <w:b/>
-          <w:color w:val="000000" w:themeColor="text1"/>
-          <w:sz w:val="22"/>
-          <w:szCs w:val="22"/>
-        </w:rPr>
-      </w:pPr>
-      <w:r>
-        <w:rPr>
-          <w:rFonts w:asciiTheme="minorHAnsi" w:eastAsia="Palatino Linotype" w:hAnsiTheme="minorHAnsi" w:cstheme="minorHAnsi"/>
+          <w:rFonts w:ascii="Calibri" w:eastAsia="Bookman Old Style" w:hAnsi="Calibri" w:cs="Calibri"/>
+          <w:b/>
+          <w:color w:val="000000" w:themeColor="text1"/>
+          <w:sz w:val="22"/>
+          <w:szCs w:val="22"/>
+        </w:rPr>
+      </w:pPr>
+      <w:r>
+        <w:rPr>
+          <w:rFonts w:ascii="Calibri" w:eastAsia="Palatino Linotype" w:hAnsi="Calibri" w:cs="Calibri"/>
           <w:b/>
           <w:bCs/>
           <w:color w:val="000000" w:themeColor="text1"/>
@@ -3189,7 +3109,7 @@
       </w:r>
       <w:r>
         <w:rPr>
-          <w:rFonts w:asciiTheme="minorHAnsi" w:eastAsia="Palatino Linotype" w:hAnsiTheme="minorHAnsi" w:cstheme="minorHAnsi"/>
+          <w:rFonts w:ascii="Calibri" w:eastAsia="Palatino Linotype" w:hAnsi="Calibri" w:cs="Calibri"/>
           <w:color w:val="000000" w:themeColor="text1"/>
           <w:sz w:val="22"/>
           <w:szCs w:val="22"/>
@@ -3198,7 +3118,7 @@
       </w:r>
       <w:r>
         <w:rPr>
-          <w:rFonts w:asciiTheme="minorHAnsi" w:eastAsia="Palatino Linotype" w:hAnsiTheme="minorHAnsi" w:cstheme="minorHAnsi"/>
+          <w:rFonts w:ascii="Calibri" w:eastAsia="Palatino Linotype" w:hAnsi="Calibri" w:cs="Calibri"/>
           <w:b/>
           <w:color w:val="000000" w:themeColor="text1"/>
           <w:sz w:val="22"/>
@@ -3208,7 +3128,7 @@
       </w:r>
       <w:r>
         <w:rPr>
-          <w:rFonts w:asciiTheme="minorHAnsi" w:eastAsia="Palatino Linotype" w:hAnsiTheme="minorHAnsi" w:cstheme="minorHAnsi"/>
+          <w:rFonts w:ascii="Calibri" w:eastAsia="Palatino Linotype" w:hAnsi="Calibri" w:cs="Calibri"/>
           <w:b/>
           <w:color w:val="000000" w:themeColor="text1"/>
           <w:sz w:val="22"/>
@@ -3219,7 +3139,7 @@
       </w:r>
       <w:r>
         <w:rPr>
-          <w:rFonts w:asciiTheme="minorHAnsi" w:eastAsia="Bookman Old Style" w:hAnsiTheme="minorHAnsi" w:cstheme="minorHAnsi"/>
+          <w:rFonts w:ascii="Calibri" w:eastAsia="Bookman Old Style" w:hAnsi="Calibri" w:cs="Calibri"/>
           <w:b/>
           <w:color w:val="000000" w:themeColor="text1"/>
           <w:sz w:val="22"/>
@@ -3233,16 +3153,16 @@
         <w:shd w:val="clear" w:color="auto" w:fill="FFFFFF"/>
         <w:spacing w:line="240" w:lineRule="auto"/>
         <w:rPr>
-          <w:rFonts w:asciiTheme="minorHAnsi" w:eastAsia="Bookman Old Style" w:hAnsiTheme="minorHAnsi" w:cstheme="minorHAnsi"/>
-          <w:b/>
-          <w:color w:val="000000" w:themeColor="text1"/>
-          <w:sz w:val="22"/>
-          <w:szCs w:val="22"/>
-        </w:rPr>
-      </w:pPr>
-      <w:r>
-        <w:rPr>
-          <w:rFonts w:asciiTheme="minorHAnsi" w:eastAsia="Bookman Old Style" w:hAnsiTheme="minorHAnsi" w:cstheme="minorHAnsi"/>
+          <w:rFonts w:ascii="Calibri" w:eastAsia="Bookman Old Style" w:hAnsi="Calibri" w:cs="Calibri"/>
+          <w:b/>
+          <w:color w:val="000000" w:themeColor="text1"/>
+          <w:sz w:val="22"/>
+          <w:szCs w:val="22"/>
+        </w:rPr>
+      </w:pPr>
+      <w:r>
+        <w:rPr>
+          <w:rFonts w:ascii="Calibri" w:eastAsia="Bookman Old Style" w:hAnsi="Calibri" w:cs="Calibri"/>
           <w:b/>
           <w:color w:val="000000" w:themeColor="text1"/>
           <w:sz w:val="22"/>
@@ -3253,7 +3173,7 @@
       </w:r>
       <w:r>
         <w:rPr>
-          <w:rFonts w:asciiTheme="minorHAnsi" w:eastAsia="Bookman Old Style" w:hAnsiTheme="minorHAnsi" w:cstheme="minorHAnsi"/>
+          <w:rFonts w:ascii="Calibri" w:eastAsia="Bookman Old Style" w:hAnsi="Calibri" w:cs="Calibri"/>
           <w:b/>
           <w:color w:val="000000" w:themeColor="text1"/>
           <w:sz w:val="22"/>
@@ -3482,7 +3402,7 @@
         <w:spacing w:before="240" w:line="240" w:lineRule="auto"/>
         <w:jc w:val="both"/>
         <w:rPr>
-          <w:rFonts w:asciiTheme="minorHAnsi" w:eastAsia="Bookman Old Style" w:hAnsiTheme="minorHAnsi" w:cstheme="minorHAnsi"/>
+          <w:rFonts w:ascii="Calibri" w:eastAsia="Bookman Old Style" w:hAnsi="Calibri" w:cs="Calibri"/>
           <w:b/>
           <w:smallCaps/>
           <w:color w:val="000000" w:themeColor="text1"/>
@@ -3492,7 +3412,7 @@
       </w:pPr>
       <w:r>
         <w:rPr>
-          <w:rFonts w:asciiTheme="minorHAnsi" w:eastAsia="Bookman Old Style" w:hAnsiTheme="minorHAnsi" w:cstheme="minorHAnsi"/>
+          <w:rFonts w:ascii="Calibri" w:eastAsia="Bookman Old Style" w:hAnsi="Calibri" w:cs="Calibri"/>
           <w:b/>
           <w:smallCaps/>
           <w:color w:val="000000" w:themeColor="text1"/>
@@ -3515,45 +3435,70 @@
         <w:ind w:right="9" w:hanging="450"/>
         <w:jc w:val="both"/>
         <w:rPr>
-          <w:rFonts w:asciiTheme="minorHAnsi" w:eastAsia="Palatino Linotype" w:hAnsiTheme="minorHAnsi" w:cstheme="minorHAnsi"/>
-          <w:bCs/>
-          <w:color w:val="000000" w:themeColor="text1"/>
-          <w:sz w:val="22"/>
-          <w:szCs w:val="22"/>
-        </w:rPr>
-      </w:pPr>
-      <w:r>
-        <w:rPr>
-          <w:rFonts w:asciiTheme="minorHAnsi" w:hAnsiTheme="minorHAnsi" w:cstheme="minorHAnsi"/>
-          <w:sz w:val="22"/>
-          <w:szCs w:val="22"/>
-        </w:rPr>
-        <w:t>McKinsey &amp; Company:</w:t>
-      </w:r>
-      <w:r>
-        <w:rPr>
-          <w:rFonts w:asciiTheme="minorHAnsi" w:hAnsiTheme="minorHAnsi" w:cstheme="minorHAnsi"/>
-          <w:sz w:val="22"/>
-          <w:szCs w:val="22"/>
-        </w:rPr>
-        <w:t xml:space="preserve"> </w:t>
+          <w:rFonts w:ascii="Calibri" w:eastAsia="Palatino Linotype" w:hAnsi="Calibri" w:cs="Calibri"/>
+          <w:bCs/>
+          <w:color w:val="000000" w:themeColor="text1"/>
+          <w:sz w:val="22"/>
+          <w:szCs w:val="22"/>
+        </w:rPr>
+      </w:pPr>
+      <w:r>
+        <w:rPr>
+          <w:rFonts w:ascii="Calibri" w:eastAsia="Palatino Linotype" w:hAnsi="Calibri" w:cs="Calibri"/>
+          <w:bCs/>
+          <w:color w:val="000000" w:themeColor="text1"/>
+          <w:sz w:val="22"/>
+          <w:szCs w:val="22"/>
+        </w:rPr>
+        <w:t xml:space="preserve">Leaders of </w:t>
+      </w:r>
+      <w:r>
+        <w:rPr>
+          <w:rFonts w:ascii="Calibri" w:eastAsia="Palatino Linotype" w:hAnsi="Calibri" w:cs="Calibri"/>
+          <w:bCs/>
+          <w:color w:val="000000" w:themeColor="text1"/>
+          <w:sz w:val="22"/>
+          <w:szCs w:val="22"/>
+        </w:rPr>
+        <w:t>Africa</w:t>
+      </w:r>
+      <w:r>
+        <w:rPr>
+          <w:rFonts w:ascii="Calibri" w:eastAsia="Palatino Linotype" w:hAnsi="Calibri" w:cs="Calibri"/>
+          <w:bCs/>
+          <w:color w:val="000000" w:themeColor="text1"/>
+          <w:sz w:val="22"/>
+          <w:szCs w:val="22"/>
+        </w:rPr>
+        <w:t xml:space="preserve"> Institute</w:t>
+      </w:r>
+      <w:r>
+        <w:rPr>
+          <w:rFonts w:ascii="Calibri" w:eastAsia="Palatino Linotype" w:hAnsi="Calibri" w:cs="Calibri"/>
+          <w:bCs/>
+          <w:color w:val="000000" w:themeColor="text1"/>
+          <w:sz w:val="22"/>
+          <w:szCs w:val="22"/>
+        </w:rPr>
+        <w:t xml:space="preserve">: </w:t>
       </w:r>
       <w:hyperlink r:id="rId21" w:history="1">
         <w:r>
           <w:rPr>
             <w:rStyle w:val="Hyperlink"/>
-            <w:rFonts w:asciiTheme="minorHAnsi" w:hAnsiTheme="minorHAnsi" w:cstheme="minorHAnsi"/>
+            <w:rFonts w:ascii="Calibri" w:eastAsia="Palatino Linotype" w:hAnsi="Calibri" w:cs="Calibri"/>
+            <w:bCs/>
             <w:sz w:val="22"/>
             <w:szCs w:val="22"/>
           </w:rPr>
-          <w:t>Ability to Execute (A2E) Essentials</w:t>
+          <w:t>Research Communications Program</w:t>
         </w:r>
       </w:hyperlink>
       <w:r>
         <w:rPr>
-          <w:rFonts w:asciiTheme="minorHAnsi" w:hAnsiTheme="minorHAnsi" w:cstheme="minorHAnsi"/>
-          <w:b/>
-          <w:bCs/>
+          <w:rFonts w:ascii="Calibri" w:eastAsia="Palatino Linotype" w:hAnsi="Calibri" w:cs="Calibri"/>
+          <w:bCs/>
+          <w:color w:val="000000" w:themeColor="text1"/>
           <w:sz w:val="22"/>
           <w:szCs w:val="22"/>
         </w:rPr>
@@ -3561,19 +3506,19 @@
       </w:r>
       <w:r>
         <w:rPr>
-          <w:rFonts w:asciiTheme="minorHAnsi" w:hAnsiTheme="minorHAnsi" w:cstheme="minorHAnsi"/>
-          <w:b/>
-          <w:bCs/>
-          <w:sz w:val="22"/>
-          <w:szCs w:val="22"/>
-        </w:rPr>
-        <w:t>August 2025</w:t>
-      </w:r>
-      <w:r>
-        <w:rPr>
-          <w:rFonts w:asciiTheme="minorHAnsi" w:hAnsiTheme="minorHAnsi" w:cstheme="minorHAnsi"/>
-          <w:b/>
-          <w:bCs/>
+          <w:rFonts w:ascii="Calibri" w:eastAsia="Palatino Linotype" w:hAnsi="Calibri" w:cs="Calibri"/>
+          <w:b/>
+          <w:color w:val="000000" w:themeColor="text1"/>
+          <w:sz w:val="22"/>
+          <w:szCs w:val="22"/>
+        </w:rPr>
+        <w:t>May 2025</w:t>
+      </w:r>
+      <w:r>
+        <w:rPr>
+          <w:rFonts w:ascii="Calibri" w:eastAsia="Palatino Linotype" w:hAnsi="Calibri" w:cs="Calibri"/>
+          <w:b/>
+          <w:color w:val="000000" w:themeColor="text1"/>
           <w:sz w:val="22"/>
           <w:szCs w:val="22"/>
         </w:rPr>
@@ -3593,94 +3538,94 @@
         <w:ind w:right="9" w:hanging="450"/>
         <w:jc w:val="both"/>
         <w:rPr>
-          <w:rFonts w:asciiTheme="minorHAnsi" w:eastAsia="Palatino Linotype" w:hAnsiTheme="minorHAnsi" w:cstheme="minorHAnsi"/>
-          <w:bCs/>
-          <w:color w:val="000000" w:themeColor="text1"/>
-          <w:sz w:val="22"/>
-          <w:szCs w:val="22"/>
-        </w:rPr>
-      </w:pPr>
-      <w:r>
-        <w:rPr>
-          <w:rFonts w:asciiTheme="minorHAnsi" w:eastAsia="Palatino Linotype" w:hAnsiTheme="minorHAnsi" w:cstheme="minorHAnsi"/>
-          <w:bCs/>
-          <w:color w:val="000000" w:themeColor="text1"/>
-          <w:sz w:val="22"/>
-          <w:szCs w:val="22"/>
-        </w:rPr>
-        <w:t xml:space="preserve">Leaders of </w:t>
-      </w:r>
-      <w:r>
-        <w:rPr>
-          <w:rFonts w:asciiTheme="minorHAnsi" w:eastAsia="Palatino Linotype" w:hAnsiTheme="minorHAnsi" w:cstheme="minorHAnsi"/>
-          <w:bCs/>
-          <w:color w:val="000000" w:themeColor="text1"/>
-          <w:sz w:val="22"/>
-          <w:szCs w:val="22"/>
-        </w:rPr>
-        <w:t>Africa</w:t>
-      </w:r>
-      <w:r>
-        <w:rPr>
-          <w:rFonts w:asciiTheme="minorHAnsi" w:eastAsia="Palatino Linotype" w:hAnsiTheme="minorHAnsi" w:cstheme="minorHAnsi"/>
-          <w:bCs/>
-          <w:color w:val="000000" w:themeColor="text1"/>
-          <w:sz w:val="22"/>
-          <w:szCs w:val="22"/>
-        </w:rPr>
-        <w:t xml:space="preserve"> Institute</w:t>
-      </w:r>
-      <w:r>
-        <w:rPr>
-          <w:rFonts w:asciiTheme="minorHAnsi" w:eastAsia="Palatino Linotype" w:hAnsiTheme="minorHAnsi" w:cstheme="minorHAnsi"/>
-          <w:bCs/>
-          <w:color w:val="000000" w:themeColor="text1"/>
-          <w:sz w:val="22"/>
-          <w:szCs w:val="22"/>
-        </w:rPr>
-        <w:t xml:space="preserve">: </w:t>
+          <w:rFonts w:ascii="Calibri" w:eastAsia="Palatino Linotype" w:hAnsi="Calibri" w:cs="Calibri"/>
+          <w:bCs/>
+          <w:color w:val="000000" w:themeColor="text1"/>
+          <w:sz w:val="22"/>
+          <w:szCs w:val="22"/>
+        </w:rPr>
+      </w:pPr>
+      <w:r>
+        <w:rPr>
+          <w:rFonts w:ascii="Calibri" w:eastAsia="Palatino Linotype" w:hAnsi="Calibri" w:cs="Calibri"/>
+          <w:bCs/>
+          <w:color w:val="000000" w:themeColor="text1"/>
+          <w:sz w:val="22"/>
+          <w:szCs w:val="22"/>
+        </w:rPr>
+        <w:t>ALX Africa</w:t>
+      </w:r>
+      <w:r>
+        <w:rPr>
+          <w:rFonts w:ascii="Calibri" w:eastAsia="Palatino Linotype" w:hAnsi="Calibri" w:cs="Calibri"/>
+          <w:bCs/>
+          <w:color w:val="000000" w:themeColor="text1"/>
+          <w:sz w:val="22"/>
+          <w:szCs w:val="22"/>
+        </w:rPr>
+        <w:t>:</w:t>
+      </w:r>
+      <w:r>
+        <w:rPr>
+          <w:rFonts w:ascii="Calibri" w:eastAsia="Palatino Linotype" w:hAnsi="Calibri" w:cs="Calibri"/>
+          <w:bCs/>
+          <w:color w:val="000000" w:themeColor="text1"/>
+          <w:sz w:val="22"/>
+          <w:szCs w:val="22"/>
+        </w:rPr>
+        <w:t xml:space="preserve"> </w:t>
       </w:r>
       <w:hyperlink r:id="rId22" w:history="1">
         <w:r>
           <w:rPr>
             <w:rStyle w:val="Hyperlink"/>
-            <w:rFonts w:asciiTheme="minorHAnsi" w:eastAsia="Palatino Linotype" w:hAnsiTheme="minorHAnsi" w:cstheme="minorHAnsi"/>
+            <w:rFonts w:ascii="Calibri" w:eastAsia="Palatino Linotype" w:hAnsi="Calibri" w:cs="Calibri"/>
             <w:bCs/>
             <w:sz w:val="22"/>
             <w:szCs w:val="22"/>
           </w:rPr>
-          <w:t>Research Communications Program</w:t>
+          <w:t>Artificial Intelligence Career Essentials (AiCE)</w:t>
         </w:r>
       </w:hyperlink>
       <w:r>
         <w:rPr>
-          <w:rFonts w:asciiTheme="minorHAnsi" w:eastAsia="Palatino Linotype" w:hAnsiTheme="minorHAnsi" w:cstheme="minorHAnsi"/>
-          <w:bCs/>
-          <w:color w:val="000000" w:themeColor="text1"/>
-          <w:sz w:val="22"/>
-          <w:szCs w:val="22"/>
-        </w:rPr>
-        <w:t xml:space="preserve"> – </w:t>
-      </w:r>
-      <w:r>
-        <w:rPr>
-          <w:rFonts w:asciiTheme="minorHAnsi" w:eastAsia="Palatino Linotype" w:hAnsiTheme="minorHAnsi" w:cstheme="minorHAnsi"/>
-          <w:b/>
-          <w:color w:val="000000" w:themeColor="text1"/>
-          <w:sz w:val="22"/>
-          <w:szCs w:val="22"/>
-        </w:rPr>
-        <w:t>May 2025</w:t>
-      </w:r>
-      <w:r>
-        <w:rPr>
-          <w:rFonts w:asciiTheme="minorHAnsi" w:eastAsia="Palatino Linotype" w:hAnsiTheme="minorHAnsi" w:cstheme="minorHAnsi"/>
-          <w:b/>
-          <w:color w:val="000000" w:themeColor="text1"/>
-          <w:sz w:val="22"/>
-          <w:szCs w:val="22"/>
-        </w:rPr>
-        <w:t>.</w:t>
+          <w:rFonts w:ascii="Calibri" w:eastAsia="Palatino Linotype" w:hAnsi="Calibri" w:cs="Calibri"/>
+          <w:bCs/>
+          <w:color w:val="000000" w:themeColor="text1"/>
+          <w:sz w:val="22"/>
+          <w:szCs w:val="22"/>
+        </w:rPr>
+        <w:t xml:space="preserve"> </w:t>
+      </w:r>
+      <w:r>
+        <w:rPr>
+          <w:rFonts w:ascii="Calibri" w:eastAsia="Palatino Linotype" w:hAnsi="Calibri" w:cs="Calibri"/>
+          <w:bCs/>
+          <w:color w:val="000000" w:themeColor="text1"/>
+          <w:sz w:val="22"/>
+          <w:szCs w:val="22"/>
+        </w:rPr>
+        <w:t xml:space="preserve">– </w:t>
+      </w:r>
+      <w:r>
+        <w:rPr>
+          <w:rFonts w:ascii="Calibri" w:eastAsia="Palatino Linotype" w:hAnsi="Calibri" w:cs="Calibri"/>
+          <w:b/>
+          <w:color w:val="000000" w:themeColor="text1"/>
+          <w:sz w:val="22"/>
+          <w:szCs w:val="22"/>
+        </w:rPr>
+        <w:t xml:space="preserve">May </w:t>
+      </w:r>
+      <w:r>
+        <w:rPr>
+          <w:rFonts w:ascii="Calibri" w:eastAsia="Palatino Linotype" w:hAnsi="Calibri" w:cs="Calibri"/>
+          <w:b/>
+          <w:color w:val="000000" w:themeColor="text1"/>
+          <w:sz w:val="22"/>
+          <w:szCs w:val="22"/>
+        </w:rPr>
+        <w:t>2024.</w:t>
       </w:r>
     </w:p>
     <w:p>
@@ -3696,38 +3641,38 @@
         <w:ind w:right="9" w:hanging="450"/>
         <w:jc w:val="both"/>
         <w:rPr>
-          <w:rFonts w:asciiTheme="minorHAnsi" w:eastAsia="Palatino Linotype" w:hAnsiTheme="minorHAnsi" w:cstheme="minorHAnsi"/>
-          <w:bCs/>
-          <w:color w:val="000000" w:themeColor="text1"/>
-          <w:sz w:val="22"/>
-          <w:szCs w:val="22"/>
-        </w:rPr>
-      </w:pPr>
-      <w:r>
-        <w:rPr>
-          <w:rFonts w:asciiTheme="minorHAnsi" w:eastAsia="Palatino Linotype" w:hAnsiTheme="minorHAnsi" w:cstheme="minorHAnsi"/>
-          <w:bCs/>
-          <w:color w:val="000000" w:themeColor="text1"/>
-          <w:sz w:val="22"/>
-          <w:szCs w:val="22"/>
-        </w:rPr>
-        <w:t xml:space="preserve">ALX Africa: </w:t>
+          <w:rFonts w:ascii="Calibri" w:eastAsia="Palatino Linotype" w:hAnsi="Calibri" w:cs="Calibri"/>
+          <w:bCs/>
+          <w:color w:val="000000" w:themeColor="text1"/>
+          <w:sz w:val="22"/>
+          <w:szCs w:val="22"/>
+        </w:rPr>
+      </w:pPr>
+      <w:r>
+        <w:rPr>
+          <w:rFonts w:ascii="Calibri" w:eastAsia="Palatino Linotype" w:hAnsi="Calibri" w:cs="Calibri"/>
+          <w:bCs/>
+          <w:color w:val="000000" w:themeColor="text1"/>
+          <w:sz w:val="22"/>
+          <w:szCs w:val="22"/>
+        </w:rPr>
+        <w:t xml:space="preserve">McKinsey &amp; Company: </w:t>
       </w:r>
       <w:hyperlink r:id="rId23" w:history="1">
         <w:r>
           <w:rPr>
             <w:rStyle w:val="Hyperlink"/>
-            <w:rFonts w:asciiTheme="minorHAnsi" w:eastAsia="Palatino Linotype" w:hAnsiTheme="minorHAnsi" w:cstheme="minorHAnsi"/>
+            <w:rFonts w:ascii="Calibri" w:eastAsia="Palatino Linotype" w:hAnsi="Calibri" w:cs="Calibri"/>
             <w:bCs/>
             <w:sz w:val="22"/>
             <w:szCs w:val="22"/>
           </w:rPr>
-          <w:t>Artificial Intelligence Career Essentials (AiCE)</w:t>
+          <w:t>McKinsey Forward Program</w:t>
         </w:r>
       </w:hyperlink>
       <w:r>
         <w:rPr>
-          <w:rFonts w:asciiTheme="minorHAnsi" w:eastAsia="Palatino Linotype" w:hAnsiTheme="minorHAnsi" w:cstheme="minorHAnsi"/>
+          <w:rFonts w:ascii="Calibri" w:eastAsia="Palatino Linotype" w:hAnsi="Calibri" w:cs="Calibri"/>
           <w:bCs/>
           <w:color w:val="000000" w:themeColor="text1"/>
           <w:sz w:val="22"/>
@@ -3737,13 +3682,13 @@
       </w:r>
       <w:r>
         <w:rPr>
-          <w:rFonts w:asciiTheme="minorHAnsi" w:eastAsia="Palatino Linotype" w:hAnsiTheme="minorHAnsi" w:cstheme="minorHAnsi"/>
-          <w:b/>
-          <w:color w:val="000000" w:themeColor="text1"/>
-          <w:sz w:val="22"/>
-          <w:szCs w:val="22"/>
-        </w:rPr>
-        <w:t>May 2024.</w:t>
+          <w:rFonts w:ascii="Calibri" w:eastAsia="Palatino Linotype" w:hAnsi="Calibri" w:cs="Calibri"/>
+          <w:b/>
+          <w:color w:val="000000" w:themeColor="text1"/>
+          <w:sz w:val="22"/>
+          <w:szCs w:val="22"/>
+        </w:rPr>
+        <w:t>April 2024.</w:t>
       </w:r>
     </w:p>
     <w:p>
@@ -3759,38 +3704,38 @@
         <w:ind w:right="9" w:hanging="450"/>
         <w:jc w:val="both"/>
         <w:rPr>
-          <w:rFonts w:asciiTheme="minorHAnsi" w:eastAsia="Palatino Linotype" w:hAnsiTheme="minorHAnsi" w:cstheme="minorHAnsi"/>
-          <w:bCs/>
-          <w:color w:val="000000" w:themeColor="text1"/>
-          <w:sz w:val="22"/>
-          <w:szCs w:val="22"/>
-        </w:rPr>
-      </w:pPr>
-      <w:r>
-        <w:rPr>
-          <w:rFonts w:asciiTheme="minorHAnsi" w:eastAsia="Palatino Linotype" w:hAnsiTheme="minorHAnsi" w:cstheme="minorHAnsi"/>
-          <w:bCs/>
-          <w:color w:val="000000" w:themeColor="text1"/>
-          <w:sz w:val="22"/>
-          <w:szCs w:val="22"/>
-        </w:rPr>
-        <w:t xml:space="preserve">McKinsey &amp; Company: </w:t>
+          <w:rFonts w:ascii="Calibri" w:eastAsia="Palatino Linotype" w:hAnsi="Calibri" w:cs="Calibri"/>
+          <w:bCs/>
+          <w:color w:val="000000" w:themeColor="text1"/>
+          <w:sz w:val="22"/>
+          <w:szCs w:val="22"/>
+        </w:rPr>
+      </w:pPr>
+      <w:r>
+        <w:rPr>
+          <w:rFonts w:ascii="Calibri" w:eastAsia="Palatino Linotype" w:hAnsi="Calibri" w:cs="Calibri"/>
+          <w:bCs/>
+          <w:color w:val="000000" w:themeColor="text1"/>
+          <w:sz w:val="22"/>
+          <w:szCs w:val="22"/>
+        </w:rPr>
+        <w:t xml:space="preserve">World Quant University: </w:t>
       </w:r>
       <w:hyperlink r:id="rId24" w:history="1">
         <w:r>
           <w:rPr>
             <w:rStyle w:val="Hyperlink"/>
-            <w:rFonts w:asciiTheme="minorHAnsi" w:eastAsia="Palatino Linotype" w:hAnsiTheme="minorHAnsi" w:cstheme="minorHAnsi"/>
+            <w:rFonts w:ascii="Calibri" w:eastAsia="Palatino Linotype" w:hAnsi="Calibri" w:cs="Calibri"/>
             <w:bCs/>
             <w:sz w:val="22"/>
             <w:szCs w:val="22"/>
           </w:rPr>
-          <w:t>McKinsey Forward Program</w:t>
+          <w:t>Applied Data Science Lab</w:t>
         </w:r>
       </w:hyperlink>
       <w:r>
         <w:rPr>
-          <w:rFonts w:asciiTheme="minorHAnsi" w:eastAsia="Palatino Linotype" w:hAnsiTheme="minorHAnsi" w:cstheme="minorHAnsi"/>
+          <w:rFonts w:ascii="Calibri" w:eastAsia="Palatino Linotype" w:hAnsi="Calibri" w:cs="Calibri"/>
           <w:bCs/>
           <w:color w:val="000000" w:themeColor="text1"/>
           <w:sz w:val="22"/>
@@ -3800,13 +3745,23 @@
       </w:r>
       <w:r>
         <w:rPr>
-          <w:rFonts w:asciiTheme="minorHAnsi" w:eastAsia="Palatino Linotype" w:hAnsiTheme="minorHAnsi" w:cstheme="minorHAnsi"/>
-          <w:b/>
-          <w:color w:val="000000" w:themeColor="text1"/>
-          <w:sz w:val="22"/>
-          <w:szCs w:val="22"/>
-        </w:rPr>
-        <w:t>April 2024.</w:t>
+          <w:rFonts w:ascii="Calibri" w:eastAsia="Palatino Linotype" w:hAnsi="Calibri" w:cs="Calibri"/>
+          <w:b/>
+          <w:color w:val="000000" w:themeColor="text1"/>
+          <w:sz w:val="22"/>
+          <w:szCs w:val="22"/>
+        </w:rPr>
+        <w:t>March 2024</w:t>
+      </w:r>
+      <w:r>
+        <w:rPr>
+          <w:rFonts w:ascii="Calibri" w:eastAsia="Palatino Linotype" w:hAnsi="Calibri" w:cs="Calibri"/>
+          <w:b/>
+          <w:color w:val="000000" w:themeColor="text1"/>
+          <w:sz w:val="22"/>
+          <w:szCs w:val="22"/>
+        </w:rPr>
+        <w:t>.</w:t>
       </w:r>
     </w:p>
     <w:p>
@@ -3822,38 +3777,38 @@
         <w:ind w:right="9" w:hanging="450"/>
         <w:jc w:val="both"/>
         <w:rPr>
-          <w:rFonts w:asciiTheme="minorHAnsi" w:eastAsia="Palatino Linotype" w:hAnsiTheme="minorHAnsi" w:cstheme="minorHAnsi"/>
-          <w:bCs/>
-          <w:color w:val="000000" w:themeColor="text1"/>
-          <w:sz w:val="22"/>
-          <w:szCs w:val="22"/>
-        </w:rPr>
-      </w:pPr>
-      <w:r>
-        <w:rPr>
-          <w:rFonts w:asciiTheme="minorHAnsi" w:eastAsia="Palatino Linotype" w:hAnsiTheme="minorHAnsi" w:cstheme="minorHAnsi"/>
-          <w:bCs/>
-          <w:color w:val="000000" w:themeColor="text1"/>
-          <w:sz w:val="22"/>
-          <w:szCs w:val="22"/>
-        </w:rPr>
-        <w:t xml:space="preserve">World Quant University: </w:t>
+          <w:rFonts w:ascii="Calibri" w:eastAsia="Palatino Linotype" w:hAnsi="Calibri" w:cs="Calibri"/>
+          <w:bCs/>
+          <w:color w:val="000000" w:themeColor="text1"/>
+          <w:sz w:val="22"/>
+          <w:szCs w:val="22"/>
+        </w:rPr>
+      </w:pPr>
+      <w:r>
+        <w:rPr>
+          <w:rFonts w:ascii="Calibri" w:eastAsia="Palatino Linotype" w:hAnsi="Calibri" w:cs="Calibri"/>
+          <w:bCs/>
+          <w:color w:val="000000" w:themeColor="text1"/>
+          <w:sz w:val="22"/>
+          <w:szCs w:val="22"/>
+        </w:rPr>
+        <w:t xml:space="preserve">ESRI: </w:t>
       </w:r>
       <w:hyperlink r:id="rId25" w:history="1">
         <w:r>
           <w:rPr>
             <w:rStyle w:val="Hyperlink"/>
-            <w:rFonts w:asciiTheme="minorHAnsi" w:eastAsia="Palatino Linotype" w:hAnsiTheme="minorHAnsi" w:cstheme="minorHAnsi"/>
+            <w:rFonts w:ascii="Calibri" w:eastAsia="Palatino Linotype" w:hAnsi="Calibri" w:cs="Calibri"/>
             <w:bCs/>
             <w:sz w:val="22"/>
             <w:szCs w:val="22"/>
           </w:rPr>
-          <w:t>Applied Data Science Lab</w:t>
+          <w:t>Going Places with Spatial Analysis</w:t>
         </w:r>
       </w:hyperlink>
       <w:r>
         <w:rPr>
-          <w:rFonts w:asciiTheme="minorHAnsi" w:eastAsia="Palatino Linotype" w:hAnsiTheme="minorHAnsi" w:cstheme="minorHAnsi"/>
+          <w:rFonts w:ascii="Calibri" w:eastAsia="Palatino Linotype" w:hAnsi="Calibri" w:cs="Calibri"/>
           <w:bCs/>
           <w:color w:val="000000" w:themeColor="text1"/>
           <w:sz w:val="22"/>
@@ -3863,23 +3818,13 @@
       </w:r>
       <w:r>
         <w:rPr>
-          <w:rFonts w:asciiTheme="minorHAnsi" w:eastAsia="Palatino Linotype" w:hAnsiTheme="minorHAnsi" w:cstheme="minorHAnsi"/>
+          <w:rFonts w:ascii="Calibri" w:eastAsia="Palatino Linotype" w:hAnsi="Calibri" w:cs="Calibri"/>
           <w:b/>
           <w:color w:val="000000" w:themeColor="text1"/>
           <w:sz w:val="22"/>
           <w:szCs w:val="22"/>
         </w:rPr>
         <w:t>March 2024</w:t>
-      </w:r>
-      <w:r>
-        <w:rPr>
-          <w:rFonts w:asciiTheme="minorHAnsi" w:eastAsia="Palatino Linotype" w:hAnsiTheme="minorHAnsi" w:cstheme="minorHAnsi"/>
-          <w:b/>
-          <w:color w:val="000000" w:themeColor="text1"/>
-          <w:sz w:val="22"/>
-          <w:szCs w:val="22"/>
-        </w:rPr>
-        <w:t>.</w:t>
       </w:r>
     </w:p>
     <w:p>
@@ -3895,38 +3840,38 @@
         <w:ind w:right="9" w:hanging="450"/>
         <w:jc w:val="both"/>
         <w:rPr>
-          <w:rFonts w:asciiTheme="minorHAnsi" w:eastAsia="Palatino Linotype" w:hAnsiTheme="minorHAnsi" w:cstheme="minorHAnsi"/>
-          <w:bCs/>
-          <w:color w:val="000000" w:themeColor="text1"/>
-          <w:sz w:val="22"/>
-          <w:szCs w:val="22"/>
-        </w:rPr>
-      </w:pPr>
-      <w:r>
-        <w:rPr>
-          <w:rFonts w:asciiTheme="minorHAnsi" w:eastAsia="Palatino Linotype" w:hAnsiTheme="minorHAnsi" w:cstheme="minorHAnsi"/>
-          <w:bCs/>
-          <w:color w:val="000000" w:themeColor="text1"/>
-          <w:sz w:val="22"/>
-          <w:szCs w:val="22"/>
-        </w:rPr>
-        <w:t xml:space="preserve">ESRI: </w:t>
+          <w:rFonts w:ascii="Calibri" w:eastAsia="Palatino Linotype" w:hAnsi="Calibri" w:cs="Calibri"/>
+          <w:bCs/>
+          <w:color w:val="000000" w:themeColor="text1"/>
+          <w:sz w:val="22"/>
+          <w:szCs w:val="22"/>
+        </w:rPr>
+      </w:pPr>
+      <w:r>
+        <w:rPr>
+          <w:rFonts w:ascii="Calibri" w:eastAsia="Palatino Linotype" w:hAnsi="Calibri" w:cs="Calibri"/>
+          <w:bCs/>
+          <w:color w:val="000000" w:themeColor="text1"/>
+          <w:sz w:val="22"/>
+          <w:szCs w:val="22"/>
+        </w:rPr>
+        <w:t xml:space="preserve">Tekedia Institute: </w:t>
       </w:r>
       <w:hyperlink r:id="rId26" w:history="1">
         <w:r>
           <w:rPr>
             <w:rStyle w:val="Hyperlink"/>
-            <w:rFonts w:asciiTheme="minorHAnsi" w:eastAsia="Palatino Linotype" w:hAnsiTheme="minorHAnsi" w:cstheme="minorHAnsi"/>
+            <w:rFonts w:ascii="Calibri" w:eastAsia="Palatino Linotype" w:hAnsi="Calibri" w:cs="Calibri"/>
             <w:bCs/>
             <w:sz w:val="22"/>
             <w:szCs w:val="22"/>
           </w:rPr>
-          <w:t>Going Places with Spatial Analysis</w:t>
+          <w:t>Mini-MBA (General Business and Administration)</w:t>
         </w:r>
       </w:hyperlink>
       <w:r>
         <w:rPr>
-          <w:rFonts w:asciiTheme="minorHAnsi" w:eastAsia="Palatino Linotype" w:hAnsiTheme="minorHAnsi" w:cstheme="minorHAnsi"/>
+          <w:rFonts w:ascii="Calibri" w:eastAsia="Palatino Linotype" w:hAnsi="Calibri" w:cs="Calibri"/>
           <w:bCs/>
           <w:color w:val="000000" w:themeColor="text1"/>
           <w:sz w:val="22"/>
@@ -3936,13 +3881,23 @@
       </w:r>
       <w:r>
         <w:rPr>
-          <w:rFonts w:asciiTheme="minorHAnsi" w:eastAsia="Palatino Linotype" w:hAnsiTheme="minorHAnsi" w:cstheme="minorHAnsi"/>
-          <w:b/>
-          <w:color w:val="000000" w:themeColor="text1"/>
-          <w:sz w:val="22"/>
-          <w:szCs w:val="22"/>
-        </w:rPr>
-        <w:t>March 2024</w:t>
+          <w:rFonts w:ascii="Calibri" w:eastAsia="Palatino Linotype" w:hAnsi="Calibri" w:cs="Calibri"/>
+          <w:b/>
+          <w:color w:val="000000" w:themeColor="text1"/>
+          <w:sz w:val="22"/>
+          <w:szCs w:val="22"/>
+        </w:rPr>
+        <w:t>September 2023</w:t>
+      </w:r>
+      <w:r>
+        <w:rPr>
+          <w:rFonts w:ascii="Calibri" w:eastAsia="Palatino Linotype" w:hAnsi="Calibri" w:cs="Calibri"/>
+          <w:b/>
+          <w:color w:val="000000" w:themeColor="text1"/>
+          <w:sz w:val="22"/>
+          <w:szCs w:val="22"/>
+        </w:rPr>
+        <w:t>.</w:t>
       </w:r>
     </w:p>
     <w:p>
@@ -3958,38 +3913,39 @@
         <w:ind w:right="9" w:hanging="450"/>
         <w:jc w:val="both"/>
         <w:rPr>
-          <w:rFonts w:asciiTheme="minorHAnsi" w:eastAsia="Palatino Linotype" w:hAnsiTheme="minorHAnsi" w:cstheme="minorHAnsi"/>
-          <w:bCs/>
-          <w:color w:val="000000" w:themeColor="text1"/>
-          <w:sz w:val="22"/>
-          <w:szCs w:val="22"/>
-        </w:rPr>
-      </w:pPr>
-      <w:r>
-        <w:rPr>
-          <w:rFonts w:asciiTheme="minorHAnsi" w:eastAsia="Palatino Linotype" w:hAnsiTheme="minorHAnsi" w:cstheme="minorHAnsi"/>
-          <w:bCs/>
-          <w:color w:val="000000" w:themeColor="text1"/>
-          <w:sz w:val="22"/>
-          <w:szCs w:val="22"/>
-        </w:rPr>
-        <w:t xml:space="preserve">Tekedia Institute: </w:t>
+          <w:rFonts w:ascii="Calibri" w:eastAsia="Palatino Linotype" w:hAnsi="Calibri" w:cs="Calibri"/>
+          <w:bCs/>
+          <w:color w:val="000000" w:themeColor="text1"/>
+          <w:sz w:val="22"/>
+          <w:szCs w:val="22"/>
+        </w:rPr>
+      </w:pPr>
+      <w:r>
+        <w:rPr>
+          <w:rFonts w:ascii="Calibri" w:eastAsia="Palatino Linotype" w:hAnsi="Calibri" w:cs="Calibri"/>
+          <w:bCs/>
+          <w:color w:val="000000" w:themeColor="text1"/>
+          <w:sz w:val="22"/>
+          <w:szCs w:val="22"/>
+        </w:rPr>
+        <w:t xml:space="preserve">Microsoft Certified: </w:t>
       </w:r>
       <w:hyperlink r:id="rId27" w:history="1">
         <w:r>
           <w:rPr>
-            <w:rStyle w:val="Hyperlink"/>
-            <w:rFonts w:asciiTheme="minorHAnsi" w:eastAsia="Palatino Linotype" w:hAnsiTheme="minorHAnsi" w:cstheme="minorHAnsi"/>
+            <w:rFonts w:ascii="Calibri" w:eastAsia="Palatino Linotype" w:hAnsi="Calibri" w:cs="Calibri"/>
             <w:bCs/>
+            <w:color w:val="000000" w:themeColor="text1"/>
             <w:sz w:val="22"/>
             <w:szCs w:val="22"/>
+            <w:u w:val="single"/>
           </w:rPr>
-          <w:t>Mini-MBA (General Business and Administration)</w:t>
+          <w:t>Azure Data Fundamentals</w:t>
         </w:r>
       </w:hyperlink>
       <w:r>
         <w:rPr>
-          <w:rFonts w:asciiTheme="minorHAnsi" w:eastAsia="Palatino Linotype" w:hAnsiTheme="minorHAnsi" w:cstheme="minorHAnsi"/>
+          <w:rFonts w:ascii="Calibri" w:eastAsia="Palatino Linotype" w:hAnsi="Calibri" w:cs="Calibri"/>
           <w:bCs/>
           <w:color w:val="000000" w:themeColor="text1"/>
           <w:sz w:val="22"/>
@@ -3999,13 +3955,13 @@
       </w:r>
       <w:r>
         <w:rPr>
-          <w:rFonts w:asciiTheme="minorHAnsi" w:eastAsia="Palatino Linotype" w:hAnsiTheme="minorHAnsi" w:cstheme="minorHAnsi"/>
-          <w:b/>
-          <w:color w:val="000000" w:themeColor="text1"/>
-          <w:sz w:val="22"/>
-          <w:szCs w:val="22"/>
-        </w:rPr>
-        <w:t>September 2023.</w:t>
+          <w:rFonts w:ascii="Calibri" w:eastAsia="Palatino Linotype" w:hAnsi="Calibri" w:cs="Calibri"/>
+          <w:b/>
+          <w:color w:val="000000" w:themeColor="text1"/>
+          <w:sz w:val="22"/>
+          <w:szCs w:val="22"/>
+        </w:rPr>
+        <w:t>May 2023</w:t>
       </w:r>
     </w:p>
     <w:p>
@@ -4021,16 +3977,16 @@
         <w:ind w:right="9" w:hanging="450"/>
         <w:jc w:val="both"/>
         <w:rPr>
-          <w:rFonts w:asciiTheme="minorHAnsi" w:eastAsia="Palatino Linotype" w:hAnsiTheme="minorHAnsi" w:cstheme="minorHAnsi"/>
-          <w:bCs/>
-          <w:color w:val="000000" w:themeColor="text1"/>
-          <w:sz w:val="22"/>
-          <w:szCs w:val="22"/>
-        </w:rPr>
-      </w:pPr>
-      <w:r>
-        <w:rPr>
-          <w:rFonts w:asciiTheme="minorHAnsi" w:eastAsia="Palatino Linotype" w:hAnsiTheme="minorHAnsi" w:cstheme="minorHAnsi"/>
+          <w:rFonts w:ascii="Calibri" w:eastAsia="Palatino Linotype" w:hAnsi="Calibri" w:cs="Calibri"/>
+          <w:bCs/>
+          <w:color w:val="000000" w:themeColor="text1"/>
+          <w:sz w:val="22"/>
+          <w:szCs w:val="22"/>
+        </w:rPr>
+      </w:pPr>
+      <w:r>
+        <w:rPr>
+          <w:rFonts w:ascii="Calibri" w:eastAsia="Palatino Linotype" w:hAnsi="Calibri" w:cs="Calibri"/>
           <w:bCs/>
           <w:color w:val="000000" w:themeColor="text1"/>
           <w:sz w:val="22"/>
@@ -4041,19 +3997,19 @@
       <w:hyperlink r:id="rId28" w:history="1">
         <w:r>
           <w:rPr>
-            <w:rFonts w:asciiTheme="minorHAnsi" w:eastAsia="Palatino Linotype" w:hAnsiTheme="minorHAnsi" w:cstheme="minorHAnsi"/>
+            <w:rFonts w:ascii="Calibri" w:eastAsia="Palatino Linotype" w:hAnsi="Calibri" w:cs="Calibri"/>
             <w:bCs/>
             <w:color w:val="000000" w:themeColor="text1"/>
             <w:sz w:val="22"/>
             <w:szCs w:val="22"/>
             <w:u w:val="single"/>
           </w:rPr>
-          <w:t>Azure Data Fundamentals</w:t>
+          <w:t>Azure AI Fundamentals</w:t>
         </w:r>
       </w:hyperlink>
       <w:r>
         <w:rPr>
-          <w:rFonts w:asciiTheme="minorHAnsi" w:eastAsia="Palatino Linotype" w:hAnsiTheme="minorHAnsi" w:cstheme="minorHAnsi"/>
+          <w:rFonts w:ascii="Calibri" w:eastAsia="Palatino Linotype" w:hAnsi="Calibri" w:cs="Calibri"/>
           <w:bCs/>
           <w:color w:val="000000" w:themeColor="text1"/>
           <w:sz w:val="22"/>
@@ -4063,7 +4019,7 @@
       </w:r>
       <w:r>
         <w:rPr>
-          <w:rFonts w:asciiTheme="minorHAnsi" w:eastAsia="Palatino Linotype" w:hAnsiTheme="minorHAnsi" w:cstheme="minorHAnsi"/>
+          <w:rFonts w:ascii="Calibri" w:eastAsia="Palatino Linotype" w:hAnsi="Calibri" w:cs="Calibri"/>
           <w:b/>
           <w:color w:val="000000" w:themeColor="text1"/>
           <w:sz w:val="22"/>
@@ -4085,39 +4041,39 @@
         <w:ind w:right="9" w:hanging="450"/>
         <w:jc w:val="both"/>
         <w:rPr>
-          <w:rFonts w:asciiTheme="minorHAnsi" w:eastAsia="Palatino Linotype" w:hAnsiTheme="minorHAnsi" w:cstheme="minorHAnsi"/>
-          <w:bCs/>
-          <w:color w:val="000000" w:themeColor="text1"/>
-          <w:sz w:val="22"/>
-          <w:szCs w:val="22"/>
-        </w:rPr>
-      </w:pPr>
-      <w:r>
-        <w:rPr>
-          <w:rFonts w:asciiTheme="minorHAnsi" w:eastAsia="Palatino Linotype" w:hAnsiTheme="minorHAnsi" w:cstheme="minorHAnsi"/>
-          <w:bCs/>
-          <w:color w:val="000000" w:themeColor="text1"/>
-          <w:sz w:val="22"/>
-          <w:szCs w:val="22"/>
-        </w:rPr>
-        <w:t xml:space="preserve">Microsoft Certified: </w:t>
+          <w:rFonts w:ascii="Calibri" w:eastAsia="Palatino Linotype" w:hAnsi="Calibri" w:cs="Calibri"/>
+          <w:bCs/>
+          <w:color w:val="000000" w:themeColor="text1"/>
+          <w:sz w:val="22"/>
+          <w:szCs w:val="22"/>
+        </w:rPr>
+      </w:pPr>
+      <w:r>
+        <w:rPr>
+          <w:rFonts w:ascii="Calibri" w:eastAsia="Palatino Linotype" w:hAnsi="Calibri" w:cs="Calibri"/>
+          <w:bCs/>
+          <w:color w:val="000000" w:themeColor="text1"/>
+          <w:sz w:val="22"/>
+          <w:szCs w:val="22"/>
+        </w:rPr>
+        <w:t xml:space="preserve">ESRI: </w:t>
       </w:r>
       <w:hyperlink r:id="rId29" w:history="1">
         <w:r>
           <w:rPr>
-            <w:rFonts w:asciiTheme="minorHAnsi" w:eastAsia="Palatino Linotype" w:hAnsiTheme="minorHAnsi" w:cstheme="minorHAnsi"/>
+            <w:rStyle w:val="Hyperlink"/>
+            <w:rFonts w:ascii="Calibri" w:eastAsia="Palatino Linotype" w:hAnsi="Calibri" w:cs="Calibri"/>
             <w:bCs/>
             <w:color w:val="000000" w:themeColor="text1"/>
             <w:sz w:val="22"/>
             <w:szCs w:val="22"/>
-            <w:u w:val="single"/>
           </w:rPr>
-          <w:t>Azure AI Fundamentals</w:t>
+          <w:t>Spatial Data Science, The New Frontier in Analytics</w:t>
         </w:r>
       </w:hyperlink>
       <w:r>
         <w:rPr>
-          <w:rFonts w:asciiTheme="minorHAnsi" w:eastAsia="Palatino Linotype" w:hAnsiTheme="minorHAnsi" w:cstheme="minorHAnsi"/>
+          <w:rFonts w:ascii="Calibri" w:eastAsia="Palatino Linotype" w:hAnsi="Calibri" w:cs="Calibri"/>
           <w:bCs/>
           <w:color w:val="000000" w:themeColor="text1"/>
           <w:sz w:val="22"/>
@@ -4127,13 +4083,13 @@
       </w:r>
       <w:r>
         <w:rPr>
-          <w:rFonts w:asciiTheme="minorHAnsi" w:eastAsia="Palatino Linotype" w:hAnsiTheme="minorHAnsi" w:cstheme="minorHAnsi"/>
-          <w:b/>
-          <w:color w:val="000000" w:themeColor="text1"/>
-          <w:sz w:val="22"/>
-          <w:szCs w:val="22"/>
-        </w:rPr>
-        <w:t>May 2023</w:t>
+          <w:rFonts w:ascii="Calibri" w:eastAsia="Palatino Linotype" w:hAnsi="Calibri" w:cs="Calibri"/>
+          <w:b/>
+          <w:color w:val="000000" w:themeColor="text1"/>
+          <w:sz w:val="22"/>
+          <w:szCs w:val="22"/>
+        </w:rPr>
+        <w:t>November 2022.</w:t>
       </w:r>
     </w:p>
     <w:p>
@@ -4149,39 +4105,49 @@
         <w:ind w:right="9" w:hanging="450"/>
         <w:jc w:val="both"/>
         <w:rPr>
-          <w:rFonts w:asciiTheme="minorHAnsi" w:eastAsia="Palatino Linotype" w:hAnsiTheme="minorHAnsi" w:cstheme="minorHAnsi"/>
-          <w:bCs/>
-          <w:color w:val="000000" w:themeColor="text1"/>
-          <w:sz w:val="22"/>
-          <w:szCs w:val="22"/>
-        </w:rPr>
-      </w:pPr>
-      <w:r>
-        <w:rPr>
-          <w:rFonts w:asciiTheme="minorHAnsi" w:eastAsia="Palatino Linotype" w:hAnsiTheme="minorHAnsi" w:cstheme="minorHAnsi"/>
-          <w:bCs/>
-          <w:color w:val="000000" w:themeColor="text1"/>
-          <w:sz w:val="22"/>
-          <w:szCs w:val="22"/>
-        </w:rPr>
-        <w:t xml:space="preserve">ESRI: </w:t>
+          <w:rFonts w:ascii="Calibri" w:eastAsia="Palatino Linotype" w:hAnsi="Calibri" w:cs="Calibri"/>
+          <w:bCs/>
+          <w:color w:val="000000" w:themeColor="text1"/>
+          <w:sz w:val="22"/>
+          <w:szCs w:val="22"/>
+        </w:rPr>
+      </w:pPr>
+      <w:r>
+        <w:rPr>
+          <w:rFonts w:ascii="Calibri" w:eastAsia="Palatino Linotype" w:hAnsi="Calibri" w:cs="Calibri"/>
+          <w:bCs/>
+          <w:color w:val="000000" w:themeColor="text1"/>
+          <w:sz w:val="22"/>
+          <w:szCs w:val="22"/>
+        </w:rPr>
+        <w:t>ALX Africa/</w:t>
+      </w:r>
+      <w:r>
+        <w:rPr>
+          <w:rFonts w:ascii="Calibri" w:eastAsia="Palatino Linotype" w:hAnsi="Calibri" w:cs="Calibri"/>
+          <w:bCs/>
+          <w:color w:val="000000" w:themeColor="text1"/>
+          <w:sz w:val="22"/>
+          <w:szCs w:val="22"/>
+        </w:rPr>
+        <w:t xml:space="preserve">Udacity: </w:t>
       </w:r>
       <w:hyperlink r:id="rId30" w:history="1">
         <w:r>
           <w:rPr>
-            <w:rStyle w:val="Hyperlink"/>
-            <w:rFonts w:asciiTheme="minorHAnsi" w:eastAsia="Palatino Linotype" w:hAnsiTheme="minorHAnsi" w:cstheme="minorHAnsi"/>
+            <w:rFonts w:ascii="Calibri" w:eastAsia="Palatino Linotype" w:hAnsi="Calibri" w:cs="Calibri"/>
             <w:bCs/>
             <w:color w:val="000000" w:themeColor="text1"/>
             <w:sz w:val="22"/>
             <w:szCs w:val="22"/>
+            <w:u w:val="single"/>
           </w:rPr>
-          <w:t>Spatial Data Science, The New Frontier in Analytics</w:t>
+          <w:t>ALX-T Data Analyst Nanodegree</w:t>
         </w:r>
       </w:hyperlink>
       <w:r>
         <w:rPr>
-          <w:rFonts w:asciiTheme="minorHAnsi" w:eastAsia="Palatino Linotype" w:hAnsiTheme="minorHAnsi" w:cstheme="minorHAnsi"/>
+          <w:rFonts w:ascii="Calibri" w:eastAsia="Palatino Linotype" w:hAnsi="Calibri" w:cs="Calibri"/>
           <w:bCs/>
           <w:color w:val="000000" w:themeColor="text1"/>
           <w:sz w:val="22"/>
@@ -4191,13 +4157,13 @@
       </w:r>
       <w:r>
         <w:rPr>
-          <w:rFonts w:asciiTheme="minorHAnsi" w:eastAsia="Palatino Linotype" w:hAnsiTheme="minorHAnsi" w:cstheme="minorHAnsi"/>
-          <w:b/>
-          <w:color w:val="000000" w:themeColor="text1"/>
-          <w:sz w:val="22"/>
-          <w:szCs w:val="22"/>
-        </w:rPr>
-        <w:t>November 2022.</w:t>
+          <w:rFonts w:ascii="Calibri" w:eastAsia="Palatino Linotype" w:hAnsi="Calibri" w:cs="Calibri"/>
+          <w:b/>
+          <w:color w:val="000000" w:themeColor="text1"/>
+          <w:sz w:val="22"/>
+          <w:szCs w:val="22"/>
+        </w:rPr>
+        <w:t>August 2022.</w:t>
       </w:r>
     </w:p>
     <w:p>
@@ -4213,49 +4179,39 @@
         <w:ind w:right="9" w:hanging="450"/>
         <w:jc w:val="both"/>
         <w:rPr>
-          <w:rFonts w:asciiTheme="minorHAnsi" w:eastAsia="Palatino Linotype" w:hAnsiTheme="minorHAnsi" w:cstheme="minorHAnsi"/>
-          <w:bCs/>
-          <w:color w:val="000000" w:themeColor="text1"/>
-          <w:sz w:val="22"/>
-          <w:szCs w:val="22"/>
-        </w:rPr>
-      </w:pPr>
-      <w:r>
-        <w:rPr>
-          <w:rFonts w:asciiTheme="minorHAnsi" w:eastAsia="Palatino Linotype" w:hAnsiTheme="minorHAnsi" w:cstheme="minorHAnsi"/>
-          <w:bCs/>
-          <w:color w:val="000000" w:themeColor="text1"/>
-          <w:sz w:val="22"/>
-          <w:szCs w:val="22"/>
-        </w:rPr>
-        <w:t>ALX Africa/</w:t>
-      </w:r>
-      <w:r>
-        <w:rPr>
-          <w:rFonts w:asciiTheme="minorHAnsi" w:eastAsia="Palatino Linotype" w:hAnsiTheme="minorHAnsi" w:cstheme="minorHAnsi"/>
-          <w:bCs/>
-          <w:color w:val="000000" w:themeColor="text1"/>
-          <w:sz w:val="22"/>
-          <w:szCs w:val="22"/>
-        </w:rPr>
-        <w:t xml:space="preserve">Udacity: </w:t>
+          <w:rFonts w:ascii="Calibri" w:eastAsia="Palatino Linotype" w:hAnsi="Calibri" w:cs="Calibri"/>
+          <w:bCs/>
+          <w:color w:val="000000" w:themeColor="text1"/>
+          <w:sz w:val="22"/>
+          <w:szCs w:val="22"/>
+        </w:rPr>
+      </w:pPr>
+      <w:r>
+        <w:rPr>
+          <w:rFonts w:ascii="Calibri" w:eastAsia="Palatino Linotype" w:hAnsi="Calibri" w:cs="Calibri"/>
+          <w:bCs/>
+          <w:color w:val="000000" w:themeColor="text1"/>
+          <w:sz w:val="22"/>
+          <w:szCs w:val="22"/>
+        </w:rPr>
+        <w:t xml:space="preserve">openSAP: </w:t>
       </w:r>
       <w:hyperlink r:id="rId31" w:history="1">
         <w:r>
           <w:rPr>
-            <w:rFonts w:asciiTheme="minorHAnsi" w:eastAsia="Palatino Linotype" w:hAnsiTheme="minorHAnsi" w:cstheme="minorHAnsi"/>
+            <w:rFonts w:ascii="Calibri" w:eastAsia="Palatino Linotype" w:hAnsi="Calibri" w:cs="Calibri"/>
             <w:bCs/>
             <w:color w:val="000000" w:themeColor="text1"/>
             <w:sz w:val="22"/>
             <w:szCs w:val="22"/>
             <w:u w:val="single"/>
           </w:rPr>
-          <w:t>ALX-T Data Analyst Nanodegree</w:t>
+          <w:t>Python for Beginners</w:t>
         </w:r>
       </w:hyperlink>
       <w:r>
         <w:rPr>
-          <w:rFonts w:asciiTheme="minorHAnsi" w:eastAsia="Palatino Linotype" w:hAnsiTheme="minorHAnsi" w:cstheme="minorHAnsi"/>
+          <w:rFonts w:ascii="Calibri" w:eastAsia="Palatino Linotype" w:hAnsi="Calibri" w:cs="Calibri"/>
           <w:bCs/>
           <w:color w:val="000000" w:themeColor="text1"/>
           <w:sz w:val="22"/>
@@ -4265,13 +4221,23 @@
       </w:r>
       <w:r>
         <w:rPr>
-          <w:rFonts w:asciiTheme="minorHAnsi" w:eastAsia="Palatino Linotype" w:hAnsiTheme="minorHAnsi" w:cstheme="minorHAnsi"/>
-          <w:b/>
-          <w:color w:val="000000" w:themeColor="text1"/>
-          <w:sz w:val="22"/>
-          <w:szCs w:val="22"/>
-        </w:rPr>
-        <w:t>August 2022.</w:t>
+          <w:rFonts w:ascii="Calibri" w:eastAsia="Palatino Linotype" w:hAnsi="Calibri" w:cs="Calibri"/>
+          <w:b/>
+          <w:color w:val="000000" w:themeColor="text1"/>
+          <w:sz w:val="22"/>
+          <w:szCs w:val="22"/>
+        </w:rPr>
+        <w:t>June 2022</w:t>
+      </w:r>
+      <w:r>
+        <w:rPr>
+          <w:rFonts w:ascii="Calibri" w:eastAsia="Palatino Linotype" w:hAnsi="Calibri" w:cs="Calibri"/>
+          <w:bCs/>
+          <w:color w:val="000000" w:themeColor="text1"/>
+          <w:sz w:val="22"/>
+          <w:szCs w:val="22"/>
+        </w:rPr>
+        <w:t>.</w:t>
       </w:r>
     </w:p>
     <w:p>
@@ -4287,39 +4253,39 @@
         <w:ind w:right="9" w:hanging="450"/>
         <w:jc w:val="both"/>
         <w:rPr>
-          <w:rFonts w:asciiTheme="minorHAnsi" w:eastAsia="Palatino Linotype" w:hAnsiTheme="minorHAnsi" w:cstheme="minorHAnsi"/>
-          <w:bCs/>
-          <w:color w:val="000000" w:themeColor="text1"/>
-          <w:sz w:val="22"/>
-          <w:szCs w:val="22"/>
-        </w:rPr>
-      </w:pPr>
-      <w:r>
-        <w:rPr>
-          <w:rFonts w:asciiTheme="minorHAnsi" w:eastAsia="Palatino Linotype" w:hAnsiTheme="minorHAnsi" w:cstheme="minorHAnsi"/>
-          <w:bCs/>
-          <w:color w:val="000000" w:themeColor="text1"/>
-          <w:sz w:val="22"/>
-          <w:szCs w:val="22"/>
-        </w:rPr>
-        <w:t xml:space="preserve">openSAP: </w:t>
+          <w:rFonts w:ascii="Calibri" w:eastAsia="Palatino Linotype" w:hAnsi="Calibri" w:cs="Calibri"/>
+          <w:bCs/>
+          <w:color w:val="000000" w:themeColor="text1"/>
+          <w:sz w:val="22"/>
+          <w:szCs w:val="22"/>
+        </w:rPr>
+      </w:pPr>
+      <w:r>
+        <w:rPr>
+          <w:rFonts w:ascii="Calibri" w:eastAsia="Palatino Linotype" w:hAnsi="Calibri" w:cs="Calibri"/>
+          <w:bCs/>
+          <w:color w:val="000000" w:themeColor="text1"/>
+          <w:sz w:val="22"/>
+          <w:szCs w:val="22"/>
+        </w:rPr>
+        <w:t xml:space="preserve">Microsoft Certified: </w:t>
       </w:r>
       <w:hyperlink r:id="rId32" w:history="1">
         <w:r>
           <w:rPr>
-            <w:rFonts w:asciiTheme="minorHAnsi" w:eastAsia="Palatino Linotype" w:hAnsiTheme="minorHAnsi" w:cstheme="minorHAnsi"/>
+            <w:rFonts w:ascii="Calibri" w:eastAsia="Palatino Linotype" w:hAnsi="Calibri" w:cs="Calibri"/>
             <w:bCs/>
             <w:color w:val="000000" w:themeColor="text1"/>
             <w:sz w:val="22"/>
             <w:szCs w:val="22"/>
             <w:u w:val="single"/>
           </w:rPr>
-          <w:t>Python for Beginners</w:t>
+          <w:t>Azure Fundamentals</w:t>
         </w:r>
       </w:hyperlink>
       <w:r>
         <w:rPr>
-          <w:rFonts w:asciiTheme="minorHAnsi" w:eastAsia="Palatino Linotype" w:hAnsiTheme="minorHAnsi" w:cstheme="minorHAnsi"/>
+          <w:rFonts w:ascii="Calibri" w:eastAsia="Palatino Linotype" w:hAnsi="Calibri" w:cs="Calibri"/>
           <w:bCs/>
           <w:color w:val="000000" w:themeColor="text1"/>
           <w:sz w:val="22"/>
@@ -4329,23 +4295,13 @@
       </w:r>
       <w:r>
         <w:rPr>
-          <w:rFonts w:asciiTheme="minorHAnsi" w:eastAsia="Palatino Linotype" w:hAnsiTheme="minorHAnsi" w:cstheme="minorHAnsi"/>
-          <w:b/>
-          <w:color w:val="000000" w:themeColor="text1"/>
-          <w:sz w:val="22"/>
-          <w:szCs w:val="22"/>
-        </w:rPr>
-        <w:t>June 2022</w:t>
-      </w:r>
-      <w:r>
-        <w:rPr>
-          <w:rFonts w:asciiTheme="minorHAnsi" w:eastAsia="Palatino Linotype" w:hAnsiTheme="minorHAnsi" w:cstheme="minorHAnsi"/>
-          <w:bCs/>
-          <w:color w:val="000000" w:themeColor="text1"/>
-          <w:sz w:val="22"/>
-          <w:szCs w:val="22"/>
-        </w:rPr>
-        <w:t>.</w:t>
+          <w:rFonts w:ascii="Calibri" w:eastAsia="Palatino Linotype" w:hAnsi="Calibri" w:cs="Calibri"/>
+          <w:b/>
+          <w:color w:val="000000" w:themeColor="text1"/>
+          <w:sz w:val="22"/>
+          <w:szCs w:val="22"/>
+        </w:rPr>
+        <w:t>September 2021.</w:t>
       </w:r>
     </w:p>
     <w:p>
@@ -4361,16 +4317,16 @@
         <w:ind w:right="9" w:hanging="450"/>
         <w:jc w:val="both"/>
         <w:rPr>
-          <w:rFonts w:asciiTheme="minorHAnsi" w:eastAsia="Palatino Linotype" w:hAnsiTheme="minorHAnsi" w:cstheme="minorHAnsi"/>
-          <w:bCs/>
-          <w:color w:val="000000" w:themeColor="text1"/>
-          <w:sz w:val="22"/>
-          <w:szCs w:val="22"/>
-        </w:rPr>
-      </w:pPr>
-      <w:r>
-        <w:rPr>
-          <w:rFonts w:asciiTheme="minorHAnsi" w:eastAsia="Palatino Linotype" w:hAnsiTheme="minorHAnsi" w:cstheme="minorHAnsi"/>
+          <w:rFonts w:ascii="Calibri" w:eastAsia="Palatino Linotype" w:hAnsi="Calibri" w:cs="Calibri"/>
+          <w:bCs/>
+          <w:color w:val="000000" w:themeColor="text1"/>
+          <w:sz w:val="22"/>
+          <w:szCs w:val="22"/>
+        </w:rPr>
+      </w:pPr>
+      <w:r>
+        <w:rPr>
+          <w:rFonts w:ascii="Calibri" w:eastAsia="Palatino Linotype" w:hAnsi="Calibri" w:cs="Calibri"/>
           <w:bCs/>
           <w:color w:val="000000" w:themeColor="text1"/>
           <w:sz w:val="22"/>
@@ -4381,19 +4337,19 @@
       <w:hyperlink r:id="rId33" w:history="1">
         <w:r>
           <w:rPr>
-            <w:rFonts w:asciiTheme="minorHAnsi" w:eastAsia="Palatino Linotype" w:hAnsiTheme="minorHAnsi" w:cstheme="minorHAnsi"/>
+            <w:rFonts w:ascii="Calibri" w:eastAsia="Palatino Linotype" w:hAnsi="Calibri" w:cs="Calibri"/>
             <w:bCs/>
             <w:color w:val="000000" w:themeColor="text1"/>
             <w:sz w:val="22"/>
             <w:szCs w:val="22"/>
             <w:u w:val="single"/>
           </w:rPr>
-          <w:t>Azure Fundamentals</w:t>
+          <w:t>Power BI Data Analyst Associate</w:t>
         </w:r>
       </w:hyperlink>
       <w:r>
         <w:rPr>
-          <w:rFonts w:asciiTheme="minorHAnsi" w:eastAsia="Palatino Linotype" w:hAnsiTheme="minorHAnsi" w:cstheme="minorHAnsi"/>
+          <w:rFonts w:ascii="Calibri" w:eastAsia="Palatino Linotype" w:hAnsi="Calibri" w:cs="Calibri"/>
           <w:bCs/>
           <w:color w:val="000000" w:themeColor="text1"/>
           <w:sz w:val="22"/>
@@ -4403,13 +4359,13 @@
       </w:r>
       <w:r>
         <w:rPr>
-          <w:rFonts w:asciiTheme="minorHAnsi" w:eastAsia="Palatino Linotype" w:hAnsiTheme="minorHAnsi" w:cstheme="minorHAnsi"/>
-          <w:b/>
-          <w:color w:val="000000" w:themeColor="text1"/>
-          <w:sz w:val="22"/>
-          <w:szCs w:val="22"/>
-        </w:rPr>
-        <w:t>September 2021.</w:t>
+          <w:rFonts w:ascii="Calibri" w:eastAsia="Palatino Linotype" w:hAnsi="Calibri" w:cs="Calibri"/>
+          <w:b/>
+          <w:color w:val="000000" w:themeColor="text1"/>
+          <w:sz w:val="22"/>
+          <w:szCs w:val="22"/>
+        </w:rPr>
+        <w:t>June 2021 - Date.</w:t>
       </w:r>
     </w:p>
     <w:p>
@@ -4425,55 +4381,86 @@
         <w:ind w:right="9" w:hanging="450"/>
         <w:jc w:val="both"/>
         <w:rPr>
-          <w:rFonts w:asciiTheme="minorHAnsi" w:eastAsia="Palatino Linotype" w:hAnsiTheme="minorHAnsi" w:cstheme="minorHAnsi"/>
-          <w:bCs/>
-          <w:color w:val="000000" w:themeColor="text1"/>
-          <w:sz w:val="22"/>
-          <w:szCs w:val="22"/>
-        </w:rPr>
-      </w:pPr>
-      <w:r>
-        <w:rPr>
-          <w:rFonts w:asciiTheme="minorHAnsi" w:eastAsia="Palatino Linotype" w:hAnsiTheme="minorHAnsi" w:cstheme="minorHAnsi"/>
-          <w:bCs/>
-          <w:color w:val="000000" w:themeColor="text1"/>
-          <w:sz w:val="22"/>
-          <w:szCs w:val="22"/>
-        </w:rPr>
-        <w:t xml:space="preserve">Microsoft Certified: </w:t>
+          <w:rFonts w:ascii="Calibri" w:eastAsia="Palatino Linotype" w:hAnsi="Calibri" w:cs="Calibri"/>
+          <w:b/>
+          <w:color w:val="000000" w:themeColor="text1"/>
+          <w:sz w:val="22"/>
+          <w:szCs w:val="22"/>
+        </w:rPr>
+      </w:pPr>
+      <w:r>
+        <w:rPr>
+          <w:rFonts w:ascii="Calibri" w:eastAsia="Palatino Linotype" w:hAnsi="Calibri" w:cs="Calibri"/>
+          <w:bCs/>
+          <w:color w:val="000000" w:themeColor="text1"/>
+          <w:sz w:val="22"/>
+          <w:szCs w:val="22"/>
+        </w:rPr>
+        <w:t xml:space="preserve">Google Cloud Certified: </w:t>
       </w:r>
       <w:hyperlink r:id="rId34" w:history="1">
         <w:r>
           <w:rPr>
-            <w:rFonts w:asciiTheme="minorHAnsi" w:eastAsia="Palatino Linotype" w:hAnsiTheme="minorHAnsi" w:cstheme="minorHAnsi"/>
+            <w:rFonts w:ascii="Calibri" w:eastAsia="Palatino Linotype" w:hAnsi="Calibri" w:cs="Calibri"/>
             <w:bCs/>
             <w:color w:val="000000" w:themeColor="text1"/>
             <w:sz w:val="22"/>
             <w:szCs w:val="22"/>
             <w:u w:val="single"/>
           </w:rPr>
-          <w:t>Power BI Data Analyst Associate</w:t>
+          <w:t>Associate Cloud Engineer (ACE)</w:t>
         </w:r>
       </w:hyperlink>
       <w:r>
         <w:rPr>
-          <w:rFonts w:asciiTheme="minorHAnsi" w:eastAsia="Palatino Linotype" w:hAnsiTheme="minorHAnsi" w:cstheme="minorHAnsi"/>
-          <w:bCs/>
-          <w:color w:val="000000" w:themeColor="text1"/>
-          <w:sz w:val="22"/>
-          <w:szCs w:val="22"/>
-        </w:rPr>
-        <w:t xml:space="preserve"> – </w:t>
-      </w:r>
-      <w:r>
-        <w:rPr>
-          <w:rFonts w:asciiTheme="minorHAnsi" w:eastAsia="Palatino Linotype" w:hAnsiTheme="minorHAnsi" w:cstheme="minorHAnsi"/>
-          <w:b/>
-          <w:color w:val="000000" w:themeColor="text1"/>
-          <w:sz w:val="22"/>
-          <w:szCs w:val="22"/>
-        </w:rPr>
-        <w:t>June 2021 - Date.</w:t>
+          <w:rFonts w:ascii="Calibri" w:eastAsia="Palatino Linotype" w:hAnsi="Calibri" w:cs="Calibri"/>
+          <w:bCs/>
+          <w:color w:val="000000" w:themeColor="text1"/>
+          <w:sz w:val="22"/>
+          <w:szCs w:val="22"/>
+          <w:u w:val="single"/>
+        </w:rPr>
+        <w:t xml:space="preserve"> </w:t>
+      </w:r>
+      <w:r>
+        <w:rPr>
+          <w:rFonts w:ascii="Calibri" w:eastAsia="Palatino Linotype" w:hAnsi="Calibri" w:cs="Calibri"/>
+          <w:bCs/>
+          <w:color w:val="000000" w:themeColor="text1"/>
+          <w:sz w:val="22"/>
+          <w:szCs w:val="22"/>
+        </w:rPr>
+        <w:t xml:space="preserve">– </w:t>
+      </w:r>
+      <w:r>
+        <w:rPr>
+          <w:rFonts w:ascii="Calibri" w:eastAsia="Palatino Linotype" w:hAnsi="Calibri" w:cs="Calibri"/>
+          <w:b/>
+          <w:color w:val="000000" w:themeColor="text1"/>
+          <w:sz w:val="22"/>
+          <w:szCs w:val="22"/>
+        </w:rPr>
+        <w:t>February 2021</w:t>
+      </w:r>
+      <w:r>
+        <w:rPr>
+          <w:rFonts w:ascii="Calibri" w:eastAsia="Palatino Linotype" w:hAnsi="Calibri" w:cs="Calibri"/>
+          <w:b/>
+          <w:color w:val="000000" w:themeColor="text1"/>
+          <w:sz w:val="22"/>
+          <w:szCs w:val="22"/>
+        </w:rPr>
+        <w:t xml:space="preserve"> – February 2024</w:t>
+      </w:r>
+      <w:r>
+        <w:rPr>
+          <w:rFonts w:ascii="Calibri" w:eastAsia="Palatino Linotype" w:hAnsi="Calibri" w:cs="Calibri"/>
+          <w:b/>
+          <w:color w:val="000000" w:themeColor="text1"/>
+          <w:sz w:val="22"/>
+          <w:szCs w:val="22"/>
+        </w:rPr>
+        <w:t>.</w:t>
       </w:r>
     </w:p>
     <w:p>
@@ -4489,119 +4476,34 @@
         <w:ind w:right="9" w:hanging="450"/>
         <w:jc w:val="both"/>
         <w:rPr>
+          <w:rFonts w:ascii="Calibri" w:eastAsia="Palatino Linotype" w:hAnsi="Calibri" w:cs="Calibri"/>
+          <w:bCs/>
+          <w:color w:val="000000" w:themeColor="text1"/>
+          <w:sz w:val="22"/>
+          <w:szCs w:val="22"/>
+        </w:rPr>
+      </w:pPr>
+      <w:r>
+        <w:rPr>
+          <w:rFonts w:ascii="Calibri" w:eastAsia="Palatino Linotype" w:hAnsi="Calibri" w:cs="Calibri"/>
+          <w:bCs/>
+          <w:color w:val="000000" w:themeColor="text1"/>
+          <w:sz w:val="22"/>
+          <w:szCs w:val="22"/>
+        </w:rPr>
+        <w:t xml:space="preserve">Philanthropy </w:t>
+      </w:r>
+      <w:r>
+        <w:rPr>
           <w:rFonts w:asciiTheme="minorHAnsi" w:eastAsia="Palatino Linotype" w:hAnsiTheme="minorHAnsi" w:cstheme="minorHAnsi"/>
-          <w:b/>
-          <w:color w:val="000000" w:themeColor="text1"/>
-          <w:sz w:val="22"/>
-          <w:szCs w:val="22"/>
-        </w:rPr>
-      </w:pPr>
-      <w:r>
-        <w:rPr>
-          <w:rFonts w:asciiTheme="minorHAnsi" w:eastAsia="Palatino Linotype" w:hAnsiTheme="minorHAnsi" w:cstheme="minorHAnsi"/>
-          <w:bCs/>
-          <w:color w:val="000000" w:themeColor="text1"/>
-          <w:sz w:val="22"/>
-          <w:szCs w:val="22"/>
-        </w:rPr>
-        <w:t xml:space="preserve">Google Cloud Certified: </w:t>
+          <w:bCs/>
+          <w:color w:val="000000" w:themeColor="text1"/>
+          <w:sz w:val="22"/>
+          <w:szCs w:val="22"/>
+        </w:rPr>
+        <w:t xml:space="preserve">University: </w:t>
       </w:r>
       <w:hyperlink r:id="rId35" w:history="1">
-        <w:r>
-          <w:rPr>
-            <w:rFonts w:asciiTheme="minorHAnsi" w:eastAsia="Palatino Linotype" w:hAnsiTheme="minorHAnsi" w:cstheme="minorHAnsi"/>
-            <w:bCs/>
-            <w:color w:val="000000" w:themeColor="text1"/>
-            <w:sz w:val="22"/>
-            <w:szCs w:val="22"/>
-            <w:u w:val="single"/>
-          </w:rPr>
-          <w:t>Associate Cloud Engineer (ACE)</w:t>
-        </w:r>
-      </w:hyperlink>
-      <w:r>
-        <w:rPr>
-          <w:rFonts w:asciiTheme="minorHAnsi" w:eastAsia="Palatino Linotype" w:hAnsiTheme="minorHAnsi" w:cstheme="minorHAnsi"/>
-          <w:bCs/>
-          <w:color w:val="000000" w:themeColor="text1"/>
-          <w:sz w:val="22"/>
-          <w:szCs w:val="22"/>
-          <w:u w:val="single"/>
-        </w:rPr>
-        <w:t xml:space="preserve"> </w:t>
-      </w:r>
-      <w:r>
-        <w:rPr>
-          <w:rFonts w:asciiTheme="minorHAnsi" w:eastAsia="Palatino Linotype" w:hAnsiTheme="minorHAnsi" w:cstheme="minorHAnsi"/>
-          <w:bCs/>
-          <w:color w:val="000000" w:themeColor="text1"/>
-          <w:sz w:val="22"/>
-          <w:szCs w:val="22"/>
-        </w:rPr>
-        <w:t xml:space="preserve">– </w:t>
-      </w:r>
-      <w:r>
-        <w:rPr>
-          <w:rFonts w:asciiTheme="minorHAnsi" w:eastAsia="Palatino Linotype" w:hAnsiTheme="minorHAnsi" w:cstheme="minorHAnsi"/>
-          <w:b/>
-          <w:color w:val="000000" w:themeColor="text1"/>
-          <w:sz w:val="22"/>
-          <w:szCs w:val="22"/>
-        </w:rPr>
-        <w:t>February 2021</w:t>
-      </w:r>
-      <w:r>
-        <w:rPr>
-          <w:rFonts w:asciiTheme="minorHAnsi" w:eastAsia="Palatino Linotype" w:hAnsiTheme="minorHAnsi" w:cstheme="minorHAnsi"/>
-          <w:b/>
-          <w:color w:val="000000" w:themeColor="text1"/>
-          <w:sz w:val="22"/>
-          <w:szCs w:val="22"/>
-        </w:rPr>
-        <w:t xml:space="preserve"> – February 2024</w:t>
-      </w:r>
-      <w:r>
-        <w:rPr>
-          <w:rFonts w:asciiTheme="minorHAnsi" w:eastAsia="Palatino Linotype" w:hAnsiTheme="minorHAnsi" w:cstheme="minorHAnsi"/>
-          <w:b/>
-          <w:color w:val="000000" w:themeColor="text1"/>
-          <w:sz w:val="22"/>
-          <w:szCs w:val="22"/>
-        </w:rPr>
-        <w:t>.</w:t>
-      </w:r>
-    </w:p>
-    <w:p>
-      <w:pPr>
-        <w:numPr>
-          <w:ilvl w:val="0"/>
-          <w:numId w:val="8"/>
-        </w:numPr>
-        <w:tabs>
-          <w:tab w:val="left" w:pos="284"/>
-        </w:tabs>
-        <w:spacing w:after="5" w:line="276" w:lineRule="auto"/>
-        <w:ind w:right="9" w:hanging="450"/>
-        <w:jc w:val="both"/>
-        <w:rPr>
-          <w:rFonts w:asciiTheme="minorHAnsi" w:eastAsia="Palatino Linotype" w:hAnsiTheme="minorHAnsi" w:cstheme="minorHAnsi"/>
-          <w:bCs/>
-          <w:color w:val="000000" w:themeColor="text1"/>
-          <w:sz w:val="22"/>
-          <w:szCs w:val="22"/>
-        </w:rPr>
-      </w:pPr>
-      <w:r>
-        <w:rPr>
-          <w:rFonts w:asciiTheme="minorHAnsi" w:eastAsia="Palatino Linotype" w:hAnsiTheme="minorHAnsi" w:cstheme="minorHAnsi"/>
-          <w:bCs/>
-          <w:color w:val="000000" w:themeColor="text1"/>
-          <w:sz w:val="22"/>
-          <w:szCs w:val="22"/>
-        </w:rPr>
-        <w:t xml:space="preserve">Philanthropy University: </w:t>
-      </w:r>
-      <w:hyperlink r:id="rId36" w:history="1">
         <w:r>
           <w:rPr>
             <w:rFonts w:asciiTheme="minorHAnsi" w:eastAsia="Palatino Linotype" w:hAnsiTheme="minorHAnsi" w:cstheme="minorHAnsi"/>
@@ -4615,7 +4517,7 @@
       </w:hyperlink>
       <w:r>
         <w:rPr>
-          <w:rFonts w:asciiTheme="minorHAnsi" w:eastAsia="Palatino Linotype" w:hAnsiTheme="minorHAnsi" w:cstheme="minorHAnsi"/>
+          <w:rFonts w:ascii="Calibri" w:eastAsia="Palatino Linotype" w:hAnsi="Calibri" w:cs="Calibri"/>
           <w:bCs/>
           <w:color w:val="000000" w:themeColor="text1"/>
           <w:sz w:val="22"/>
@@ -4625,7 +4527,7 @@
       </w:r>
       <w:r>
         <w:rPr>
-          <w:rFonts w:asciiTheme="minorHAnsi" w:eastAsia="Palatino Linotype" w:hAnsiTheme="minorHAnsi" w:cstheme="minorHAnsi"/>
+          <w:rFonts w:ascii="Calibri" w:eastAsia="Palatino Linotype" w:hAnsi="Calibri" w:cs="Calibri"/>
           <w:b/>
           <w:color w:val="000000" w:themeColor="text1"/>
           <w:sz w:val="22"/>
@@ -4647,16 +4549,16 @@
         <w:ind w:right="9" w:hanging="450"/>
         <w:jc w:val="both"/>
         <w:rPr>
-          <w:rFonts w:asciiTheme="minorHAnsi" w:eastAsia="Palatino Linotype" w:hAnsiTheme="minorHAnsi" w:cstheme="minorHAnsi"/>
-          <w:bCs/>
-          <w:color w:val="000000" w:themeColor="text1"/>
-          <w:sz w:val="22"/>
-          <w:szCs w:val="22"/>
-        </w:rPr>
-      </w:pPr>
-      <w:r>
-        <w:rPr>
-          <w:rFonts w:asciiTheme="minorHAnsi" w:hAnsiTheme="minorHAnsi" w:cstheme="minorHAnsi"/>
+          <w:rFonts w:ascii="Calibri" w:eastAsia="Palatino Linotype" w:hAnsi="Calibri" w:cs="Calibri"/>
+          <w:bCs/>
+          <w:color w:val="000000" w:themeColor="text1"/>
+          <w:sz w:val="22"/>
+          <w:szCs w:val="22"/>
+        </w:rPr>
+      </w:pPr>
+      <w:r>
+        <w:rPr>
+          <w:rFonts w:ascii="Calibri" w:hAnsi="Calibri" w:cs="Calibri"/>
           <w:color w:val="000000" w:themeColor="text1"/>
           <w:sz w:val="22"/>
           <w:szCs w:val="22"/>
@@ -4665,7 +4567,7 @@
       </w:r>
       <w:r>
         <w:rPr>
-          <w:rFonts w:asciiTheme="minorHAnsi" w:hAnsiTheme="minorHAnsi" w:cstheme="minorHAnsi"/>
+          <w:rFonts w:ascii="Calibri" w:hAnsi="Calibri" w:cs="Calibri"/>
           <w:b/>
           <w:bCs/>
           <w:color w:val="000000" w:themeColor="text1"/>
@@ -4676,7 +4578,7 @@
       </w:r>
       <w:r>
         <w:rPr>
-          <w:rFonts w:asciiTheme="minorHAnsi" w:eastAsia="Palatino Linotype" w:hAnsiTheme="minorHAnsi" w:cstheme="minorHAnsi"/>
+          <w:rFonts w:ascii="Calibri" w:eastAsia="Palatino Linotype" w:hAnsi="Calibri" w:cs="Calibri"/>
           <w:color w:val="000000" w:themeColor="text1"/>
           <w:sz w:val="22"/>
           <w:szCs w:val="22"/>
@@ -4696,7 +4598,7 @@
         <w:spacing w:line="240" w:lineRule="auto"/>
         <w:jc w:val="both"/>
         <w:rPr>
-          <w:rFonts w:asciiTheme="minorHAnsi" w:eastAsia="Bookman Old Style" w:hAnsiTheme="minorHAnsi" w:cstheme="minorHAnsi"/>
+          <w:rFonts w:ascii="Calibri" w:eastAsia="Bookman Old Style" w:hAnsi="Calibri" w:cs="Calibri"/>
           <w:b/>
           <w:smallCaps/>
           <w:color w:val="000000" w:themeColor="text1"/>
@@ -4706,7 +4608,7 @@
       </w:pPr>
       <w:r>
         <w:rPr>
-          <w:rFonts w:asciiTheme="minorHAnsi" w:eastAsia="Bookman Old Style" w:hAnsiTheme="minorHAnsi" w:cstheme="minorHAnsi"/>
+          <w:rFonts w:ascii="Calibri" w:eastAsia="Bookman Old Style" w:hAnsi="Calibri" w:cs="Calibri"/>
           <w:b/>
           <w:smallCaps/>
           <w:color w:val="000000" w:themeColor="text1"/>
@@ -4728,7 +4630,7 @@
         <w:spacing w:line="240" w:lineRule="auto"/>
         <w:jc w:val="both"/>
         <w:rPr>
-          <w:rFonts w:asciiTheme="minorHAnsi" w:eastAsia="Bookman Old Style" w:hAnsiTheme="minorHAnsi" w:cstheme="minorHAnsi"/>
+          <w:rFonts w:ascii="Calibri" w:eastAsia="Bookman Old Style" w:hAnsi="Calibri" w:cs="Calibri"/>
           <w:color w:val="000000" w:themeColor="text1"/>
           <w:sz w:val="22"/>
           <w:szCs w:val="22"/>
@@ -4763,7 +4665,7 @@
               <w:ind w:left="279" w:right="9" w:hanging="10"/>
               <w:jc w:val="both"/>
               <w:rPr>
-                <w:rFonts w:asciiTheme="minorHAnsi" w:eastAsia="Arial" w:hAnsiTheme="minorHAnsi" w:cstheme="minorHAnsi"/>
+                <w:rFonts w:ascii="Calibri" w:eastAsia="Arial" w:hAnsi="Calibri" w:cs="Calibri"/>
                 <w:b/>
                 <w:color w:val="000000" w:themeColor="text1"/>
                 <w:sz w:val="22"/>
@@ -4773,7 +4675,7 @@
             </w:pPr>
             <w:r>
               <w:rPr>
-                <w:rFonts w:asciiTheme="minorHAnsi" w:eastAsia="Arial" w:hAnsiTheme="minorHAnsi" w:cstheme="minorHAnsi"/>
+                <w:rFonts w:ascii="Calibri" w:eastAsia="Arial" w:hAnsi="Calibri" w:cs="Calibri"/>
                 <w:b/>
                 <w:color w:val="000000" w:themeColor="text1"/>
                 <w:sz w:val="22"/>
@@ -4789,7 +4691,7 @@
               <w:ind w:left="279" w:right="9" w:hanging="10"/>
               <w:jc w:val="both"/>
               <w:rPr>
-                <w:rFonts w:asciiTheme="minorHAnsi" w:eastAsia="Arial" w:hAnsiTheme="minorHAnsi" w:cstheme="minorHAnsi"/>
+                <w:rFonts w:ascii="Calibri" w:eastAsia="Arial" w:hAnsi="Calibri" w:cs="Calibri"/>
                 <w:b/>
                 <w:color w:val="000000" w:themeColor="text1"/>
                 <w:sz w:val="22"/>
@@ -4799,7 +4701,7 @@
             </w:pPr>
             <w:r>
               <w:rPr>
-                <w:rFonts w:asciiTheme="minorHAnsi" w:eastAsia="Arial" w:hAnsiTheme="minorHAnsi" w:cstheme="minorHAnsi"/>
+                <w:rFonts w:ascii="Calibri" w:eastAsia="Arial" w:hAnsi="Calibri" w:cs="Calibri"/>
                 <w:b/>
                 <w:color w:val="000000" w:themeColor="text1"/>
                 <w:sz w:val="22"/>
@@ -4815,7 +4717,7 @@
               <w:ind w:left="279" w:right="9" w:hanging="10"/>
               <w:jc w:val="both"/>
               <w:rPr>
-                <w:rFonts w:asciiTheme="minorHAnsi" w:eastAsia="Arial" w:hAnsiTheme="minorHAnsi" w:cstheme="minorHAnsi"/>
+                <w:rFonts w:ascii="Calibri" w:eastAsia="Arial" w:hAnsi="Calibri" w:cs="Calibri"/>
                 <w:bCs/>
                 <w:color w:val="000000" w:themeColor="text1"/>
                 <w:sz w:val="22"/>
@@ -4825,7 +4727,7 @@
             </w:pPr>
             <w:r>
               <w:rPr>
-                <w:rFonts w:asciiTheme="minorHAnsi" w:eastAsia="Arial" w:hAnsiTheme="minorHAnsi" w:cstheme="minorHAnsi"/>
+                <w:rFonts w:ascii="Calibri" w:eastAsia="Arial" w:hAnsi="Calibri" w:cs="Calibri"/>
                 <w:bCs/>
                 <w:color w:val="000000" w:themeColor="text1"/>
                 <w:sz w:val="22"/>
@@ -4841,7 +4743,7 @@
               <w:ind w:left="279" w:right="9" w:hanging="10"/>
               <w:jc w:val="both"/>
               <w:rPr>
-                <w:rFonts w:asciiTheme="minorHAnsi" w:eastAsia="Arial" w:hAnsiTheme="minorHAnsi" w:cstheme="minorHAnsi"/>
+                <w:rFonts w:ascii="Calibri" w:eastAsia="Arial" w:hAnsi="Calibri" w:cs="Calibri"/>
                 <w:bCs/>
                 <w:color w:val="000000" w:themeColor="text1"/>
                 <w:sz w:val="22"/>
@@ -4851,7 +4753,7 @@
             </w:pPr>
             <w:r>
               <w:rPr>
-                <w:rFonts w:asciiTheme="minorHAnsi" w:eastAsia="Arial" w:hAnsiTheme="minorHAnsi" w:cstheme="minorHAnsi"/>
+                <w:rFonts w:ascii="Calibri" w:eastAsia="Arial" w:hAnsi="Calibri" w:cs="Calibri"/>
                 <w:bCs/>
                 <w:color w:val="000000" w:themeColor="text1"/>
                 <w:sz w:val="22"/>
@@ -4878,7 +4780,7 @@
               <w:ind w:left="279" w:right="9" w:hanging="10"/>
               <w:jc w:val="both"/>
               <w:rPr>
-                <w:rFonts w:asciiTheme="minorHAnsi" w:eastAsia="Arial" w:hAnsiTheme="minorHAnsi" w:cstheme="minorHAnsi"/>
+                <w:rFonts w:ascii="Calibri" w:eastAsia="Arial" w:hAnsi="Calibri" w:cs="Calibri"/>
                 <w:b/>
                 <w:color w:val="000000" w:themeColor="text1"/>
                 <w:sz w:val="22"/>
@@ -4888,7 +4790,7 @@
             </w:pPr>
             <w:r>
               <w:rPr>
-                <w:rFonts w:asciiTheme="minorHAnsi" w:eastAsia="Arial" w:hAnsiTheme="minorHAnsi" w:cstheme="minorHAnsi"/>
+                <w:rFonts w:ascii="Calibri" w:eastAsia="Arial" w:hAnsi="Calibri" w:cs="Calibri"/>
                 <w:b/>
                 <w:color w:val="000000" w:themeColor="text1"/>
                 <w:sz w:val="22"/>
@@ -4904,7 +4806,7 @@
               <w:ind w:left="279" w:right="9" w:hanging="10"/>
               <w:jc w:val="both"/>
               <w:rPr>
-                <w:rFonts w:asciiTheme="minorHAnsi" w:eastAsia="Arial" w:hAnsiTheme="minorHAnsi" w:cstheme="minorHAnsi"/>
+                <w:rFonts w:ascii="Calibri" w:eastAsia="Arial" w:hAnsi="Calibri" w:cs="Calibri"/>
                 <w:b/>
                 <w:color w:val="000000" w:themeColor="text1"/>
                 <w:sz w:val="22"/>
@@ -4914,7 +4816,7 @@
             </w:pPr>
             <w:r>
               <w:rPr>
-                <w:rFonts w:asciiTheme="minorHAnsi" w:eastAsia="Arial" w:hAnsiTheme="minorHAnsi" w:cstheme="minorHAnsi"/>
+                <w:rFonts w:ascii="Calibri" w:eastAsia="Arial" w:hAnsi="Calibri" w:cs="Calibri"/>
                 <w:b/>
                 <w:color w:val="000000" w:themeColor="text1"/>
                 <w:sz w:val="22"/>
@@ -4930,7 +4832,7 @@
               <w:ind w:left="279" w:right="9" w:hanging="10"/>
               <w:jc w:val="both"/>
               <w:rPr>
-                <w:rFonts w:asciiTheme="minorHAnsi" w:eastAsia="Arial" w:hAnsiTheme="minorHAnsi" w:cstheme="minorHAnsi"/>
+                <w:rFonts w:ascii="Calibri" w:eastAsia="Arial" w:hAnsi="Calibri" w:cs="Calibri"/>
                 <w:bCs/>
                 <w:color w:val="000000" w:themeColor="text1"/>
                 <w:sz w:val="22"/>
@@ -4940,7 +4842,7 @@
             </w:pPr>
             <w:r>
               <w:rPr>
-                <w:rFonts w:asciiTheme="minorHAnsi" w:eastAsia="Arial" w:hAnsiTheme="minorHAnsi" w:cstheme="minorHAnsi"/>
+                <w:rFonts w:ascii="Calibri" w:eastAsia="Arial" w:hAnsi="Calibri" w:cs="Calibri"/>
                 <w:bCs/>
                 <w:color w:val="000000" w:themeColor="text1"/>
                 <w:sz w:val="22"/>
@@ -4956,7 +4858,7 @@
               <w:ind w:left="279" w:right="9" w:hanging="10"/>
               <w:jc w:val="both"/>
               <w:rPr>
-                <w:rFonts w:asciiTheme="minorHAnsi" w:eastAsia="Arial" w:hAnsiTheme="minorHAnsi" w:cstheme="minorHAnsi"/>
+                <w:rFonts w:ascii="Calibri" w:eastAsia="Arial" w:hAnsi="Calibri" w:cs="Calibri"/>
                 <w:bCs/>
                 <w:color w:val="000000" w:themeColor="text1"/>
                 <w:sz w:val="22"/>
@@ -4966,7 +4868,7 @@
             </w:pPr>
             <w:r>
               <w:rPr>
-                <w:rFonts w:asciiTheme="minorHAnsi" w:eastAsia="Arial" w:hAnsiTheme="minorHAnsi" w:cstheme="minorHAnsi"/>
+                <w:rFonts w:ascii="Calibri" w:eastAsia="Arial" w:hAnsi="Calibri" w:cs="Calibri"/>
                 <w:bCs/>
                 <w:color w:val="000000" w:themeColor="text1"/>
                 <w:sz w:val="22"/>
@@ -4982,7 +4884,7 @@
               <w:ind w:left="279" w:right="9" w:hanging="10"/>
               <w:jc w:val="both"/>
               <w:rPr>
-                <w:rFonts w:asciiTheme="minorHAnsi" w:eastAsia="Arial" w:hAnsiTheme="minorHAnsi" w:cstheme="minorHAnsi"/>
+                <w:rFonts w:ascii="Calibri" w:eastAsia="Arial" w:hAnsi="Calibri" w:cs="Calibri"/>
                 <w:bCs/>
                 <w:color w:val="000000" w:themeColor="text1"/>
                 <w:sz w:val="22"/>
@@ -4997,7 +4899,7 @@
               <w:ind w:left="279" w:right="9" w:hanging="10"/>
               <w:jc w:val="both"/>
               <w:rPr>
-                <w:rFonts w:asciiTheme="minorHAnsi" w:eastAsia="Arial" w:hAnsiTheme="minorHAnsi" w:cstheme="minorHAnsi"/>
+                <w:rFonts w:ascii="Calibri" w:eastAsia="Arial" w:hAnsi="Calibri" w:cs="Calibri"/>
                 <w:b/>
                 <w:color w:val="000000" w:themeColor="text1"/>
                 <w:sz w:val="22"/>
@@ -5023,7 +4925,7 @@
               <w:ind w:left="279" w:right="9" w:hanging="10"/>
               <w:jc w:val="both"/>
               <w:rPr>
-                <w:rFonts w:asciiTheme="minorHAnsi" w:eastAsia="Arial" w:hAnsiTheme="minorHAnsi" w:cstheme="minorHAnsi"/>
+                <w:rFonts w:ascii="Calibri" w:eastAsia="Arial" w:hAnsi="Calibri" w:cs="Calibri"/>
                 <w:b/>
                 <w:color w:val="000000" w:themeColor="text1"/>
                 <w:sz w:val="20"/>
@@ -5051,7 +4953,7 @@
         <w:outlineLvl w:val="1"/>
         <w:rPr>
           <w:rStyle w:val="Hyperlink"/>
-          <w:rFonts w:asciiTheme="minorHAnsi" w:eastAsia="Bookman Old Style" w:hAnsiTheme="minorHAnsi" w:cstheme="minorHAnsi"/>
+          <w:rFonts w:ascii="Calibri" w:eastAsia="Bookman Old Style" w:hAnsi="Calibri" w:cs="Calibri"/>
           <w:b/>
           <w:color w:val="000000" w:themeColor="text1"/>
           <w:sz w:val="22"/>
@@ -5061,7 +4963,7 @@
       </w:pPr>
       <w:r>
         <w:rPr>
-          <w:rFonts w:asciiTheme="minorHAnsi" w:eastAsia="Bookman Old Style" w:hAnsiTheme="minorHAnsi" w:cstheme="minorHAnsi"/>
+          <w:rFonts w:ascii="Calibri" w:eastAsia="Bookman Old Style" w:hAnsi="Calibri" w:cs="Calibri"/>
           <w:b/>
           <w:color w:val="000000" w:themeColor="text1"/>
           <w:sz w:val="22"/>
@@ -5072,7 +4974,7 @@
     </w:p>
     <w:sectPr>
       <w:pgSz w:w="12240" w:h="15840"/>
-      <w:pgMar w:top="426" w:right="600" w:bottom="0" w:left="600" w:header="0" w:footer="0" w:gutter="0"/>
+      <w:pgMar w:top="426" w:right="600" w:bottom="142" w:left="600" w:header="0" w:footer="0" w:gutter="0"/>
       <w:cols w:space="720"/>
       <w:formProt w:val="0"/>
       <w:docGrid w:linePitch="100"/>
@@ -7953,119 +7855,6 @@
     </w:lvl>
   </w:abstractNum>
   <w:abstractNum w:abstractNumId="23" w15:restartNumberingAfterBreak="0">
-    <w:nsid w:val="56070C38"/>
-    <w:multiLevelType w:val="hybridMultilevel"/>
-    <w:tmpl w:val="082267A6"/>
-    <w:lvl w:ilvl="0" w:tplc="20000001">
-      <w:start w:val="1"/>
-      <w:numFmt w:val="bullet"/>
-      <w:lvlText w:val=""/>
-      <w:lvlJc w:val="left"/>
-      <w:pPr>
-        <w:ind w:left="720" w:hanging="360"/>
-      </w:pPr>
-      <w:rPr>
-        <w:rFonts w:ascii="Symbol" w:hAnsi="Symbol" w:hint="default"/>
-      </w:rPr>
-    </w:lvl>
-    <w:lvl w:ilvl="1" w:tplc="20000003" w:tentative="1">
-      <w:start w:val="1"/>
-      <w:numFmt w:val="bullet"/>
-      <w:lvlText w:val="o"/>
-      <w:lvlJc w:val="left"/>
-      <w:pPr>
-        <w:ind w:left="1440" w:hanging="360"/>
-      </w:pPr>
-      <w:rPr>
-        <w:rFonts w:ascii="Courier New" w:hAnsi="Courier New" w:cs="Courier New" w:hint="default"/>
-      </w:rPr>
-    </w:lvl>
-    <w:lvl w:ilvl="2" w:tplc="20000005" w:tentative="1">
-      <w:start w:val="1"/>
-      <w:numFmt w:val="bullet"/>
-      <w:lvlText w:val=""/>
-      <w:lvlJc w:val="left"/>
-      <w:pPr>
-        <w:ind w:left="2160" w:hanging="360"/>
-      </w:pPr>
-      <w:rPr>
-        <w:rFonts w:ascii="Wingdings" w:hAnsi="Wingdings" w:hint="default"/>
-      </w:rPr>
-    </w:lvl>
-    <w:lvl w:ilvl="3" w:tplc="20000001" w:tentative="1">
-      <w:start w:val="1"/>
-      <w:numFmt w:val="bullet"/>
-      <w:lvlText w:val=""/>
-      <w:lvlJc w:val="left"/>
-      <w:pPr>
-        <w:ind w:left="2880" w:hanging="360"/>
-      </w:pPr>
-      <w:rPr>
-        <w:rFonts w:ascii="Symbol" w:hAnsi="Symbol" w:hint="default"/>
-      </w:rPr>
-    </w:lvl>
-    <w:lvl w:ilvl="4" w:tplc="20000003" w:tentative="1">
-      <w:start w:val="1"/>
-      <w:numFmt w:val="bullet"/>
-      <w:lvlText w:val="o"/>
-      <w:lvlJc w:val="left"/>
-      <w:pPr>
-        <w:ind w:left="3600" w:hanging="360"/>
-      </w:pPr>
-      <w:rPr>
-        <w:rFonts w:ascii="Courier New" w:hAnsi="Courier New" w:cs="Courier New" w:hint="default"/>
-      </w:rPr>
-    </w:lvl>
-    <w:lvl w:ilvl="5" w:tplc="20000005" w:tentative="1">
-      <w:start w:val="1"/>
-      <w:numFmt w:val="bullet"/>
-      <w:lvlText w:val=""/>
-      <w:lvlJc w:val="left"/>
-      <w:pPr>
-        <w:ind w:left="4320" w:hanging="360"/>
-      </w:pPr>
-      <w:rPr>
-        <w:rFonts w:ascii="Wingdings" w:hAnsi="Wingdings" w:hint="default"/>
-      </w:rPr>
-    </w:lvl>
-    <w:lvl w:ilvl="6" w:tplc="20000001" w:tentative="1">
-      <w:start w:val="1"/>
-      <w:numFmt w:val="bullet"/>
-      <w:lvlText w:val=""/>
-      <w:lvlJc w:val="left"/>
-      <w:pPr>
-        <w:ind w:left="5040" w:hanging="360"/>
-      </w:pPr>
-      <w:rPr>
-        <w:rFonts w:ascii="Symbol" w:hAnsi="Symbol" w:hint="default"/>
-      </w:rPr>
-    </w:lvl>
-    <w:lvl w:ilvl="7" w:tplc="20000003" w:tentative="1">
-      <w:start w:val="1"/>
-      <w:numFmt w:val="bullet"/>
-      <w:lvlText w:val="o"/>
-      <w:lvlJc w:val="left"/>
-      <w:pPr>
-        <w:ind w:left="5760" w:hanging="360"/>
-      </w:pPr>
-      <w:rPr>
-        <w:rFonts w:ascii="Courier New" w:hAnsi="Courier New" w:cs="Courier New" w:hint="default"/>
-      </w:rPr>
-    </w:lvl>
-    <w:lvl w:ilvl="8" w:tplc="20000005" w:tentative="1">
-      <w:start w:val="1"/>
-      <w:numFmt w:val="bullet"/>
-      <w:lvlText w:val=""/>
-      <w:lvlJc w:val="left"/>
-      <w:pPr>
-        <w:ind w:left="6480" w:hanging="360"/>
-      </w:pPr>
-      <w:rPr>
-        <w:rFonts w:ascii="Wingdings" w:hAnsi="Wingdings" w:hint="default"/>
-      </w:rPr>
-    </w:lvl>
-  </w:abstractNum>
-  <w:abstractNum w:abstractNumId="24" w15:restartNumberingAfterBreak="0">
     <w:nsid w:val="58C43324"/>
     <w:multiLevelType w:val="multilevel"/>
     <w:tmpl w:val="40E05194"/>
@@ -8202,7 +7991,7 @@
       </w:rPr>
     </w:lvl>
   </w:abstractNum>
-  <w:abstractNum w:abstractNumId="25" w15:restartNumberingAfterBreak="0">
+  <w:abstractNum w:abstractNumId="24" w15:restartNumberingAfterBreak="0">
     <w:nsid w:val="59F01F61"/>
     <w:multiLevelType w:val="multilevel"/>
     <w:tmpl w:val="18EA46E8"/>
@@ -8339,7 +8128,7 @@
       </w:rPr>
     </w:lvl>
   </w:abstractNum>
-  <w:abstractNum w:abstractNumId="26" w15:restartNumberingAfterBreak="0">
+  <w:abstractNum w:abstractNumId="25" w15:restartNumberingAfterBreak="0">
     <w:nsid w:val="671F61D9"/>
     <w:multiLevelType w:val="multilevel"/>
     <w:tmpl w:val="671F61D9"/>
@@ -8452,7 +8241,7 @@
       </w:rPr>
     </w:lvl>
   </w:abstractNum>
-  <w:abstractNum w:abstractNumId="27" w15:restartNumberingAfterBreak="0">
+  <w:abstractNum w:abstractNumId="26" w15:restartNumberingAfterBreak="0">
     <w:nsid w:val="6E713521"/>
     <w:multiLevelType w:val="multilevel"/>
     <w:tmpl w:val="04BE660A"/>
@@ -8567,7 +8356,7 @@
       </w:rPr>
     </w:lvl>
   </w:abstractNum>
-  <w:abstractNum w:abstractNumId="28" w15:restartNumberingAfterBreak="0">
+  <w:abstractNum w:abstractNumId="27" w15:restartNumberingAfterBreak="0">
     <w:nsid w:val="7064054A"/>
     <w:multiLevelType w:val="hybridMultilevel"/>
     <w:tmpl w:val="077C7FA0"/>
@@ -8680,7 +8469,7 @@
       </w:rPr>
     </w:lvl>
   </w:abstractNum>
-  <w:abstractNum w:abstractNumId="29" w15:restartNumberingAfterBreak="0">
+  <w:abstractNum w:abstractNumId="28" w15:restartNumberingAfterBreak="0">
     <w:nsid w:val="7AB67015"/>
     <w:multiLevelType w:val="hybridMultilevel"/>
     <w:tmpl w:val="58DA34B4"/>
@@ -8800,13 +8589,13 @@
     <w:abstractNumId w:val="19"/>
   </w:num>
   <w:num w:numId="3" w16cid:durableId="1007172133">
-    <w:abstractNumId w:val="25"/>
+    <w:abstractNumId w:val="24"/>
   </w:num>
   <w:num w:numId="4" w16cid:durableId="700862378">
     <w:abstractNumId w:val="21"/>
   </w:num>
   <w:num w:numId="5" w16cid:durableId="1806851372">
-    <w:abstractNumId w:val="24"/>
+    <w:abstractNumId w:val="23"/>
   </w:num>
   <w:num w:numId="6" w16cid:durableId="728959997">
     <w:abstractNumId w:val="5"/>
@@ -8818,7 +8607,7 @@
     <w:abstractNumId w:val="17"/>
   </w:num>
   <w:num w:numId="9" w16cid:durableId="1326861054">
-    <w:abstractNumId w:val="28"/>
+    <w:abstractNumId w:val="27"/>
   </w:num>
   <w:num w:numId="10" w16cid:durableId="233858353">
     <w:abstractNumId w:val="22"/>
@@ -8851,10 +8640,10 @@
     <w:abstractNumId w:val="1"/>
   </w:num>
   <w:num w:numId="20" w16cid:durableId="1231883359">
-    <w:abstractNumId w:val="26"/>
+    <w:abstractNumId w:val="25"/>
   </w:num>
   <w:num w:numId="21" w16cid:durableId="1489400258">
-    <w:abstractNumId w:val="27"/>
+    <w:abstractNumId w:val="26"/>
   </w:num>
   <w:num w:numId="22" w16cid:durableId="2025596504">
     <w:abstractNumId w:val="2"/>
@@ -8869,7 +8658,7 @@
     <w:abstractNumId w:val="6"/>
   </w:num>
   <w:num w:numId="26" w16cid:durableId="516164498">
-    <w:abstractNumId w:val="29"/>
+    <w:abstractNumId w:val="28"/>
   </w:num>
   <w:num w:numId="27" w16cid:durableId="155804971">
     <w:abstractNumId w:val="9"/>
@@ -8879,9 +8668,6 @@
   </w:num>
   <w:num w:numId="29" w16cid:durableId="1017735141">
     <w:abstractNumId w:val="3"/>
-  </w:num>
-  <w:num w:numId="30" w16cid:durableId="1031614565">
-    <w:abstractNumId w:val="23"/>
   </w:num>
 </w:numbering>
 </file>
@@ -9083,7 +8869,7 @@
     <w:lsdException w:name="Medium Shading 2 Accent 1" w:uiPriority="64"/>
     <w:lsdException w:name="Medium List 1 Accent 1" w:uiPriority="65"/>
     <w:lsdException w:name="Revision" w:semiHidden="1"/>
-    <w:lsdException w:name="List Paragraph" w:uiPriority="0" w:qFormat="1"/>
+    <w:lsdException w:name="List Paragraph" w:uiPriority="34" w:qFormat="1"/>
     <w:lsdException w:name="Quote" w:uiPriority="29" w:qFormat="1"/>
     <w:lsdException w:name="Intense Quote" w:uiPriority="30" w:qFormat="1"/>
     <w:lsdException w:name="Medium List 2 Accent 1" w:uiPriority="66"/>
@@ -9737,6 +9523,7 @@
   <w:style w:type="paragraph" w:styleId="ListParagraph">
     <w:name w:val="List Paragraph"/>
     <w:basedOn w:val="Normal"/>
+    <w:uiPriority w:val="34"/>
     <w:qFormat/>
     <w:rsid w:val="00537BEE"/>
     <w:pPr>
